--- a/todo10_8/heading_corpus_95_word/05_bien_ban_hop/075_FORTIS_GC_Minutes_Nov21_2024.docx
+++ b/todo10_8/heading_corpus_95_word/05_bien_ban_hop/075_FORTIS_GC_Minutes_Nov21_2024.docx
@@ -3,351 +3,2385 @@
 <w:document xmlns:wpc="http://schemas.microsoft.com/office/word/2010/wordprocessingCanvas" xmlns:mo="http://schemas.microsoft.com/office/mac/office/2008/main" xmlns:mc="http://schemas.openxmlformats.org/markup-compatibility/2006" xmlns:mv="urn:schemas-microsoft-com:mac:vml" xmlns:o="urn:schemas-microsoft-com:office:office" xmlns:r="http://schemas.openxmlformats.org/officeDocument/2006/relationships" xmlns:m="http://schemas.openxmlformats.org/officeDocument/2006/math" xmlns:v="urn:schemas-microsoft-com:vml" xmlns:wp14="http://schemas.microsoft.com/office/word/2010/wordprocessingDrawing" xmlns:wp="http://schemas.openxmlformats.org/drawingml/2006/wordprocessingDrawing" xmlns:w10="urn:schemas-microsoft-com:office:word" xmlns:w="http://schemas.openxmlformats.org/wordprocessingml/2006/main" xmlns:w14="http://schemas.microsoft.com/office/word/2010/wordml" xmlns:wpg="http://schemas.microsoft.com/office/word/2010/wordprocessingGroup" xmlns:wpi="http://schemas.microsoft.com/office/word/2010/wordprocessingInk" xmlns:wne="http://schemas.microsoft.com/office/word/2006/wordml" xmlns:wps="http://schemas.microsoft.com/office/word/2010/wordprocessingShape" mc:Ignorable="w14 wp14">
   <w:body>
     <w:p>
-      <w:r>
-        <w:rPr>
-          <w:rFonts w:ascii="Arial" w:hAnsi="Arial"/>
-          <w:b/>
-          <w:sz w:val="24"/>
-        </w:rPr>
-        <w:t>075_FORTIS_GC_Minutes_Nov21_2024.pdf</w:t>
-      </w:r>
+      <w:pPr>
+        <w:autoSpaceDN w:val="0"/>
+        <w:autoSpaceDE w:val="0"/>
+        <w:widowControl/>
+        <w:spacing w:line="220" w:lineRule="exact" w:before="0" w:after="642"/>
+        <w:ind w:left="0" w:right="0"/>
+      </w:pPr>
     </w:p>
     <w:p>
-      <w:r>
-        <w:rPr>
-          <w:rFonts w:ascii="Arial" w:hAnsi="Arial"/>
-          <w:i/>
-          <w:sz w:val="16"/>
-        </w:rPr>
-        <w:t>Converted to DOCX from PDF text-layout extraction. Source path: 05_bien_ban_hop/075_FORTIS_GC_Minutes_Nov21_2024.pdf</w:t>
-      </w:r>
-    </w:p>
-    <w:p/>
-    <w:p>
       <w:pPr>
-        <w:spacing w:after="0" w:line="240" w:lineRule="auto"/>
+        <w:autoSpaceDN w:val="0"/>
+        <w:autoSpaceDE w:val="0"/>
+        <w:widowControl/>
+        <w:spacing w:line="250" w:lineRule="auto" w:before="0" w:after="0"/>
+        <w:ind w:left="144" w:right="288" w:firstLine="0"/>
+        <w:jc w:val="center"/>
       </w:pPr>
       <w:r>
         <w:rPr>
-          <w:rFonts w:ascii="Courier New" w:hAnsi="Courier New" w:eastAsia="Courier New"/>
-          <w:sz w:val="15"/>
+          <w:rFonts w:ascii="Times New Roman" w:hAnsi="Times New Roman" w:eastAsia="Times New Roman"/>
+          <w:b/>
+          <w:i w:val="0"/>
+          <w:color w:val="000000"/>
+          <w:sz w:val="24"/>
         </w:rPr>
-        <w:t xml:space="preserve">                               MEETING MINUTES</w:t>
+        <w:t xml:space="preserve">MEETING MINUTES </w:t>
+      </w:r>
+      <w:r>
         <w:br/>
-        <w:t xml:space="preserve">  Governing Committee (GC) of the Facilitation of Resources to Invest in Strengthening</w:t>
-        <w:br/>
-        <w:t xml:space="preserve">           Ukraine Financial Intermediary Fund (F.O.R.T.I.S. Ukraine FIF)</w:t>
-        <w:br/>
-        <w:br/>
-        <w:br/>
-        <w:t>Date: November 21, 2024</w:t>
-        <w:br/>
-        <w:br/>
-        <w:br/>
-        <w:t>Opening:</w:t>
-        <w:br/>
-        <w:t>The meeting was called to order at 7:00 am EST by Linda Van Gelder, acting as Chair, in</w:t>
-        <w:br/>
-        <w:t>Washington DC with participants joining remotely</w:t>
-        <w:br/>
-        <w:t>Present:</w:t>
-        <w:br/>
-        <w:t>Governing Committee: Philippe Hall; Savithri Wesche (Canada); Masaya Hatoma (Japan); Olga</w:t>
-        <w:br/>
-        <w:t>Zykova, Yuri Butsa (Ukraine); Brian McCauley, Maria Longi (United States).</w:t>
-        <w:br/>
-        <w:t>Interim-Secretariat: Linda Van Gelder, Carolina Sanchez Paramo, Anthony Gaeta</w:t>
-        <w:br/>
-        <w:t>Trustee: Traci Phillips, Ashish Makkar</w:t>
-        <w:br/>
-        <w:t>World Bank Legal: Duncan Kiara, Maria Lourdes Pardo, Andrew Giddings</w:t>
-        <w:br/>
-        <w:br/>
-        <w:br/>
-        <w:t>These minutes summarize the discussion and decisions of the first meeting of the F.O.R.T.I.S.</w:t>
-        <w:br/>
-        <w:t>Ukraine FIF following its endorsement of the proposed agenda (attached).</w:t>
-        <w:br/>
-        <w:t>Item 1: Document Approval. The Governing Committee provisionally approved the (i) Standard</w:t>
-        <w:br/>
-        <w:t>Provisions of the template Contribution Agreement/Arrangement; (ii) Financial Procedures</w:t>
-        <w:br/>
-        <w:t>Agreement (FPA) template; and (iii) the Funding Request Template. Further, there was provisional</w:t>
-        <w:br/>
-        <w:t>approval on all aspects of the (iv) Governance Framework; and (v) Operations Manual, except for</w:t>
-        <w:br/>
-        <w:t>paragraphs related to contribution thresholds and the mechanism for the potential determination of</w:t>
-        <w:br/>
-        <w:t>voting rights for new contributors.</w:t>
-        <w:br/>
-        <w:t>For the areas with provisional approval, the following was noted:</w:t>
-        <w:br/>
-        <w:t xml:space="preserve">   -   For the Funding Request Template, language will be proposed by Ukraine on the process</w:t>
-        <w:br/>
-        <w:t xml:space="preserve">       for endorsing proposals and will be inserted accordingly.</w:t>
-        <w:br/>
-        <w:t xml:space="preserve">   -   For the Financial Procedures Agreement template, language in sections 4.1 (a) and 4.7 is</w:t>
-        <w:br/>
-        <w:t xml:space="preserve">       accepted. It was agreed that in deciding on specific Funding Request Proposals, the</w:t>
-        <w:br/>
-        <w:t xml:space="preserve">       Governing Committee can request clarifications from the Implementing Entities in advance</w:t>
-        <w:br/>
-        <w:t xml:space="preserve">       of approving funding requests that would permit Governing Committee members to</w:t>
-        <w:br/>
-        <w:t xml:space="preserve">       confirm that the use of the FIF funds would be aligned with contributors’ funding mandates.</w:t>
-        <w:br/>
-        <w:t xml:space="preserve">       World Bank counsel noted that the use of bilateral side letters is exceptional and</w:t>
-        <w:br/>
-        <w:t xml:space="preserve">       inconsistent with the nature of a pooled fund vehicle but acknowledged the World Bank</w:t>
-        <w:br/>
-        <w:t xml:space="preserve">       had accepted side emails in respect of regular trust fund financing for the PEACE facility,</w:t>
-        <w:br/>
-        <w:br/>
-        <w:t xml:space="preserve">                                                1</w:t>
       </w:r>
-    </w:p>
-    <w:p>
       <w:r>
-        <w:br w:type="page"/>
+        <w:rPr>
+          <w:rFonts w:ascii="Times New Roman" w:hAnsi="Times New Roman" w:eastAsia="Times New Roman"/>
+          <w:b/>
+          <w:i w:val="0"/>
+          <w:color w:val="000000"/>
+          <w:sz w:val="24"/>
+        </w:rPr>
+        <w:t>Governing Committee (GC) of the</w:t>
+      </w:r>
+      <w:r>
+        <w:rPr>
+          <w:rFonts w:ascii="Times New Roman" w:hAnsi="Times New Roman" w:eastAsia="Times New Roman"/>
+          <w:b/>
+          <w:i w:val="0"/>
+          <w:color w:val="000000"/>
+          <w:sz w:val="24"/>
+        </w:rPr>
+        <w:t xml:space="preserve">Facilitation of Resources to Invest in Strengthening </w:t>
+      </w:r>
+      <w:r>
+        <w:rPr>
+          <w:rFonts w:ascii="Times New Roman" w:hAnsi="Times New Roman" w:eastAsia="Times New Roman"/>
+          <w:b/>
+          <w:i w:val="0"/>
+          <w:color w:val="000000"/>
+          <w:sz w:val="24"/>
+        </w:rPr>
+        <w:t xml:space="preserve">Ukraine Financial Intermediary Fund (F.O.R.T.I.S. Ukraine FIF) </w:t>
       </w:r>
     </w:p>
     <w:p>
       <w:pPr>
-        <w:spacing w:after="0" w:line="240" w:lineRule="auto"/>
+        <w:autoSpaceDN w:val="0"/>
+        <w:autoSpaceDE w:val="0"/>
+        <w:widowControl/>
+        <w:spacing w:line="230" w:lineRule="auto" w:before="490" w:after="0"/>
+        <w:ind w:left="0" w:right="0" w:firstLine="0"/>
+        <w:jc w:val="left"/>
       </w:pPr>
       <w:r>
         <w:rPr>
-          <w:rFonts w:ascii="Courier New" w:hAnsi="Courier New" w:eastAsia="Courier New"/>
-          <w:sz w:val="15"/>
+          <w:rFonts w:ascii="Times New Roman" w:hAnsi="Times New Roman" w:eastAsia="Times New Roman"/>
+          <w:b/>
+          <w:i w:val="0"/>
+          <w:color w:val="000000"/>
+          <w:sz w:val="24"/>
         </w:rPr>
-        <w:t xml:space="preserve">       and further acknowledged that for the F.O.R.T.I.S. Ukraine FIF the Governing Committee</w:t>
-        <w:br/>
-        <w:t xml:space="preserve">       can specify, in the context of its guidance to Implementing Entities regarding its</w:t>
-        <w:br/>
-        <w:t xml:space="preserve">       consideration of funding requests, the nature of eligible expenditures under projects to be</w:t>
-        <w:br/>
-        <w:t xml:space="preserve">       financed by the FIF. For the Standard Provisions of the Contribution</w:t>
-        <w:br/>
-        <w:t xml:space="preserve">       Agreement/Arrangements, there are no changes.</w:t>
-        <w:br/>
-        <w:t xml:space="preserve">   -   For the Operations Manual, the last sentence of the paragraph “Consultation Prior to</w:t>
-        <w:br/>
-        <w:t xml:space="preserve">       Contributor Cancellation” will be replaced with the following: “For the avoidance of</w:t>
-        <w:br/>
-        <w:t xml:space="preserve">       doubt, the provisions of Section 6 of the Standard Provisions to the Contribution</w:t>
-        <w:br/>
-        <w:t xml:space="preserve">       Agreement/Arrangement will apply.” During the discussion, the GC agreed that this</w:t>
-        <w:br/>
-        <w:t xml:space="preserve">       language does not suggest that a Contributor will require the approval of the GC to</w:t>
-        <w:br/>
-        <w:t xml:space="preserve">       withdraw funds.</w:t>
-        <w:br/>
-        <w:t>The Secretariat will make the above changes and update the documents for any consistency issues</w:t>
-        <w:br/>
-        <w:t>or minor factual or typographical corrections. A clean version will be circulated by cob Friday</w:t>
-        <w:br/>
-        <w:t>November 22. The GC agreed to respond to the revised documents by cob Monday November 25,</w:t>
-        <w:br/>
-        <w:t>including the possibility of an affirmative approval with a request to fix a specific typo or to correct</w:t>
-        <w:br/>
-        <w:t>a specific error. If the Voting Members do not approve, the Chair and the Secretariat will agree on</w:t>
-        <w:br/>
-        <w:t>a way forward.</w:t>
-        <w:br/>
-        <w:t>However, approval of the full suite of documents requires resolution of the outstanding issue</w:t>
-        <w:br/>
-        <w:t>related to membership in and governance of the GC as related to new contributors. During the</w:t>
-        <w:br/>
-        <w:t>meeting, the GC clarified: (i) that contributions of all amounts from World Bank member countries</w:t>
-        <w:br/>
-        <w:t>are welcomed, and (ii) that it would be acceptable for new contributors contributing at least $50</w:t>
-        <w:br/>
-        <w:t>million equivalent to have Observer status to the Governing Committee. The World Bank team</w:t>
-        <w:br/>
-        <w:t>noted the GC’s concern with specifying a threshold for voting membership without the GC also</w:t>
-        <w:br/>
-        <w:t>having the authority to decide on new Voting Members. The World Bank agreed to consult</w:t>
-        <w:br/>
-        <w:t>internally on what (if any) alternative language can be accepted and will communicate this to the</w:t>
-        <w:br/>
-        <w:t>GC as soon as feasible. Depending on the outcome, and the GC’s view of the outcome, either: (i)</w:t>
-        <w:br/>
-        <w:t>agreed text will be inserted and/or confirmed or (ii) the GC and World Bank will continue</w:t>
-        <w:br/>
-        <w:t>deliberations to seek resolution. The resolution of this issue will need to be reflected in both the</w:t>
-        <w:br/>
-        <w:t>Governance Framework and Operations Manual in several places.</w:t>
-        <w:br/>
-        <w:t>Item 2: Operating Context. The GC welcomed the overview provided by the GC Members</w:t>
-        <w:br/>
-        <w:t>representing the Government of Ukraine indicating Ukraine’s budget and financing gap needs</w:t>
-        <w:br/>
-        <w:t>during 2025 and 2026 and the importance of the F.O.R.T.I.S. Ukraine FIF in ensuring adherence</w:t>
-        <w:br/>
-        <w:t>to the IMF Extended Fund Facility Arrangement on which the Ukrainian authorities and IMF staff</w:t>
-        <w:br/>
-        <w:t>have reached Staff Level Agreement on the Sixth Review; and for helping sustain the provision of</w:t>
-        <w:br/>
-        <w:t>humanitarian and social services.</w:t>
-        <w:br/>
-        <w:t>Item 3: Strategic Directions. GC Members representing the Government of Ukraine indicated</w:t>
-        <w:br/>
-        <w:t>initial financing through the F.O.R.T.I.S Ukraine FIF is envisioned to be directed to direct budget</w:t>
-        <w:br/>
-        <w:t>support (DBS), but noted flexibility should be maintained to be able to shift financing as</w:t>
-        <w:br/>
-        <w:t>appropriate to recovery and reconstruction needs. Ukraine highlighted that funds from the</w:t>
-        <w:br/>
-        <w:t>F.O.R.T.I.S. Ukraine FIF are key in supporting Ukraine’s IMF program and cautioned that the</w:t>
-        <w:br/>
-        <w:t>downside financing needs scenario would require substantial DBS from the F.O.R.T.I.S. Ukraine</w:t>
-        <w:br/>
-        <w:br/>
-        <w:t xml:space="preserve">                                                   2</w:t>
-      </w:r>
-    </w:p>
-    <w:p>
-      <w:r>
-        <w:br w:type="page"/>
+        <w:t>Date: November 21, 2024</w:t>
       </w:r>
     </w:p>
     <w:p>
       <w:pPr>
-        <w:spacing w:after="0" w:line="240" w:lineRule="auto"/>
+        <w:autoSpaceDN w:val="0"/>
+        <w:autoSpaceDE w:val="0"/>
+        <w:widowControl/>
+        <w:spacing w:line="300" w:lineRule="exact" w:before="614" w:after="0"/>
+        <w:ind w:left="0" w:right="0" w:firstLine="0"/>
+        <w:jc w:val="left"/>
       </w:pPr>
       <w:r>
         <w:rPr>
-          <w:rFonts w:ascii="Courier New" w:hAnsi="Courier New" w:eastAsia="Courier New"/>
-          <w:sz w:val="15"/>
+          <w:rFonts w:ascii="Times New Roman" w:hAnsi="Times New Roman" w:eastAsia="Times New Roman"/>
+          <w:b/>
+          <w:i w:val="0"/>
+          <w:color w:val="000000"/>
+          <w:sz w:val="24"/>
         </w:rPr>
-        <w:t>FIF to flexibly meet Ukraine’s needs in 2025. Ukraine noted that DBS is key to keeping Ukraine</w:t>
+        <w:t xml:space="preserve">Opening: </w:t>
+      </w:r>
+      <w:r>
         <w:br/>
-        <w:t>afloat in the near term, particularly given the recent escalation of attacks by Russia. Ukraine noted</w:t>
-        <w:br/>
-        <w:t>that first and foremost, they need donor funds to ensure financial sustainability, including covering</w:t>
-        <w:br/>
-        <w:t>social expenditures. Ukraine indicated that it is very familiar with existing Bank tools that could</w:t>
-        <w:br/>
-        <w:t>be used for budget support and providing accountability and transparency on the use of funds.</w:t>
-        <w:br/>
-        <w:br/>
-        <w:t>The Government of Ukraine GC members also committed to provide a short note (2-3 pages)</w:t>
-        <w:br/>
-        <w:t>describing the Government’s proposed Strategic Directions for the F.O.R.T.I.S. Ukraine FIF.</w:t>
-        <w:br/>
-        <w:br/>
-        <w:t>Item 4: Work Plan, Budget, and Fees. The GC agreed that the work plan and budget for the</w:t>
-        <w:br/>
-        <w:t>Secretariat and Trustee should be submitted by December 6, and that its approval can be made</w:t>
-        <w:br/>
-        <w:t>through Decision without a Meeting by December 13. The Secretariat committed to provide a note</w:t>
-        <w:br/>
-        <w:t>to the GC by December 6 describing the agreed approach to fees for the Secretariat, Trustee and</w:t>
-        <w:br/>
-        <w:t>the World Bank as Implementing Entity, and that its approval can be made through Decision</w:t>
-        <w:br/>
-        <w:t>without a Meeting by December 13.</w:t>
-        <w:br/>
-        <w:t>Item 5: Communications Strategy. The GC agreed that the Secretariat will provide a plan and</w:t>
-        <w:br/>
-        <w:t>timeline for developing and making operational a web page by December 6, and that it can proceed</w:t>
-        <w:br/>
-        <w:t>with implementation of the plan through Decision without a Meeting. GC members noted that they</w:t>
-        <w:br/>
-        <w:t>may wish to exchange views on any early public communications.</w:t>
-        <w:br/>
-        <w:t>Item 6: Appointment of the Chair. The GC selected the United States representative Brian</w:t>
-        <w:br/>
-        <w:t>McCauley as Chair of the F.O.R.T.I.S. FIF Ukraine for a period of one year.</w:t>
-        <w:br/>
-        <w:br/>
-        <w:br/>
-        <w:t xml:space="preserve">                                                 3</w:t>
       </w:r>
-    </w:p>
-    <w:p>
       <w:r>
-        <w:br w:type="page"/>
+        <w:rPr>
+          <w:rFonts w:ascii="TimesNewRomanPSMT" w:hAnsi="TimesNewRomanPSMT" w:eastAsia="TimesNewRomanPSMT"/>
+          <w:b w:val="0"/>
+          <w:i w:val="0"/>
+          <w:color w:val="000000"/>
+          <w:sz w:val="24"/>
+        </w:rPr>
+        <w:t xml:space="preserve">The meeting was called to order at 7:00 am EST by Linda Van Gelder, acting as Chair, in </w:t>
+      </w:r>
+      <w:r>
+        <w:rPr>
+          <w:rFonts w:ascii="TimesNewRomanPSMT" w:hAnsi="TimesNewRomanPSMT" w:eastAsia="TimesNewRomanPSMT"/>
+          <w:b w:val="0"/>
+          <w:i w:val="0"/>
+          <w:color w:val="000000"/>
+          <w:sz w:val="24"/>
+        </w:rPr>
+        <w:t xml:space="preserve">Washington DC with participants joining remotely </w:t>
       </w:r>
     </w:p>
     <w:p>
       <w:pPr>
-        <w:spacing w:after="0" w:line="240" w:lineRule="auto"/>
+        <w:autoSpaceDN w:val="0"/>
+        <w:autoSpaceDE w:val="0"/>
+        <w:widowControl/>
+        <w:spacing w:line="230" w:lineRule="auto" w:before="192" w:after="0"/>
+        <w:ind w:left="0" w:right="0" w:firstLine="0"/>
+        <w:jc w:val="left"/>
       </w:pPr>
       <w:r>
         <w:rPr>
-          <w:rFonts w:ascii="Courier New" w:hAnsi="Courier New" w:eastAsia="Courier New"/>
-          <w:sz w:val="15"/>
+          <w:rFonts w:ascii="Times New Roman" w:hAnsi="Times New Roman" w:eastAsia="Times New Roman"/>
+          <w:b/>
+          <w:i w:val="0"/>
+          <w:color w:val="000000"/>
+          <w:sz w:val="24"/>
         </w:rPr>
-        <w:t>Attachment:Agreed Agenda</w:t>
-        <w:br/>
-        <w:br/>
-        <w:br/>
-        <w:t xml:space="preserve">                          AGENDA for FIRST MEETING</w:t>
-        <w:br/>
-        <w:t xml:space="preserve">  Governing Committee (GC) of the Facilitation of Resources to Invest in Strengthening</w:t>
-        <w:br/>
-        <w:t xml:space="preserve">           Ukraine Financial Intermediary Fund (F.O.R.T.I.S. Ukraine FIF)</w:t>
-        <w:br/>
-        <w:br/>
-        <w:t>Agenda Items</w:t>
-        <w:br/>
-        <w:t>1.     Document Approval. Does the GC approve the (i) Governance Framework; (ii)</w:t>
-        <w:br/>
-        <w:t>Operations Manual; (iii) Standard Provisions of the Contribution Arrangement; (iv) Financial</w:t>
-        <w:br/>
-        <w:t>Procedures Agreement; and (iv) Funding Request Template.</w:t>
-        <w:br/>
-        <w:t>2.     Operating Context. The Government of Ukraine will take the floor to provide a general</w:t>
-        <w:br/>
-        <w:t>overview of the current operating context in Ukraine and Ukraine’s most pressing needs.</w:t>
-        <w:br/>
-        <w:t>3.     Strategic Directions. Does the GC agree that in setting strategic directions, this should</w:t>
-        <w:br/>
-        <w:t>include a discussion of Ukraine’s anticipated financing and recovery needs over the next three</w:t>
-        <w:br/>
-        <w:t>years, with a primary focus on the next 12 months, and how the FIF can best address those</w:t>
-        <w:br/>
-        <w:t>needs. The Government of Ukraine will submit a short Strategic Directions Note to the GC for</w:t>
-        <w:br/>
-        <w:t>comment and the Strategic Directions will be agreed by the GC prior to first disbursement.</w:t>
-        <w:br/>
-        <w:t>4.     Work Plan, Budget, and Fees. Does the GC agree that the work plan and budget for the</w:t>
-        <w:br/>
-        <w:t>Secretariat and Trustee should be submitted by December 6, and that its approval can be made</w:t>
-        <w:br/>
-        <w:t>through Decision without a Meeting by December 13? Does the GC agree that the Secretariat</w:t>
-        <w:br/>
-        <w:t>should provide a short note on the agreements reached around fees by December 6, and that its</w:t>
-        <w:br/>
-        <w:t>approval can be made through Decision without a Meeting by December 13</w:t>
-        <w:br/>
-        <w:t>5.     Communications Strategy. Does the GC agree that the Secretariat should provide a plan</w:t>
-        <w:br/>
-        <w:t>and timeline for developing a web page by December 6 and proceed with implementing the plan</w:t>
-        <w:br/>
-        <w:t>through Decision without a Meeting? Are there any other elements of an approach to</w:t>
-        <w:br/>
-        <w:t>communications that the GC wants to discuss/consider?</w:t>
-        <w:br/>
-        <w:t>6.     Appointment of the Chair. Does the GC approve the appointment of [Nominee] as the</w:t>
-        <w:br/>
-        <w:t>Chair for a period of one year?</w:t>
-        <w:br/>
-        <w:br/>
-        <w:br/>
-        <w:t xml:space="preserve">                                               4</w:t>
+        <w:t xml:space="preserve">Present: </w:t>
       </w:r>
     </w:p>
     <w:p>
+      <w:pPr>
+        <w:autoSpaceDN w:val="0"/>
+        <w:autoSpaceDE w:val="0"/>
+        <w:widowControl/>
+        <w:spacing w:line="296" w:lineRule="exact" w:before="164" w:after="0"/>
+        <w:ind w:left="0" w:right="0" w:firstLine="0"/>
+        <w:jc w:val="left"/>
+      </w:pPr>
       <w:r>
-        <w:br w:type="page"/>
+        <w:rPr>
+          <w:rFonts w:ascii="TimesNewRomanPSMT" w:hAnsi="TimesNewRomanPSMT" w:eastAsia="TimesNewRomanPSMT"/>
+          <w:b w:val="0"/>
+          <w:i w:val="0"/>
+          <w:color w:val="000000"/>
+          <w:sz w:val="24"/>
+        </w:rPr>
+        <w:t xml:space="preserve">Governing Committee: Philippe Hall; Savithri Wesche (Canada); Masaya Hatoma (Japan); Olga </w:t>
+      </w:r>
+      <w:r>
+        <w:rPr>
+          <w:rFonts w:ascii="TimesNewRomanPSMT" w:hAnsi="TimesNewRomanPSMT" w:eastAsia="TimesNewRomanPSMT"/>
+          <w:b w:val="0"/>
+          <w:i w:val="0"/>
+          <w:color w:val="000000"/>
+          <w:sz w:val="24"/>
+        </w:rPr>
+        <w:t xml:space="preserve">Zykova, Yuri Butsa (Ukraine); Brian McCauley, Maria Longi (United States). </w:t>
+      </w:r>
+    </w:p>
+    <w:p>
+      <w:pPr>
+        <w:autoSpaceDN w:val="0"/>
+        <w:autoSpaceDE w:val="0"/>
+        <w:widowControl/>
+        <w:spacing w:line="266" w:lineRule="exact" w:before="194" w:after="0"/>
+        <w:ind w:left="0" w:right="0" w:firstLine="0"/>
+        <w:jc w:val="left"/>
+      </w:pPr>
+      <w:r>
+        <w:rPr>
+          <w:rFonts w:ascii="TimesNewRomanPSMT" w:hAnsi="TimesNewRomanPSMT" w:eastAsia="TimesNewRomanPSMT"/>
+          <w:b w:val="0"/>
+          <w:i w:val="0"/>
+          <w:color w:val="000000"/>
+          <w:sz w:val="24"/>
+        </w:rPr>
+        <w:t xml:space="preserve">Interim-Secretariat: Linda Van Gelder, Carolina Sanchez Paramo, Anthony Gaeta </w:t>
+      </w:r>
+    </w:p>
+    <w:p>
+      <w:pPr>
+        <w:autoSpaceDN w:val="0"/>
+        <w:autoSpaceDE w:val="0"/>
+        <w:widowControl/>
+        <w:spacing w:line="266" w:lineRule="exact" w:before="192" w:after="0"/>
+        <w:ind w:left="0" w:right="0" w:firstLine="0"/>
+        <w:jc w:val="left"/>
+      </w:pPr>
+      <w:r>
+        <w:rPr>
+          <w:rFonts w:ascii="TimesNewRomanPSMT" w:hAnsi="TimesNewRomanPSMT" w:eastAsia="TimesNewRomanPSMT"/>
+          <w:b w:val="0"/>
+          <w:i w:val="0"/>
+          <w:color w:val="000000"/>
+          <w:sz w:val="24"/>
+        </w:rPr>
+        <w:t xml:space="preserve">Trustee: Traci Phillips, Ashish Makkar </w:t>
+      </w:r>
+    </w:p>
+    <w:p>
+      <w:pPr>
+        <w:autoSpaceDN w:val="0"/>
+        <w:autoSpaceDE w:val="0"/>
+        <w:widowControl/>
+        <w:spacing w:line="266" w:lineRule="exact" w:before="190" w:after="0"/>
+        <w:ind w:left="0" w:right="0" w:firstLine="0"/>
+        <w:jc w:val="left"/>
+      </w:pPr>
+      <w:r>
+        <w:rPr>
+          <w:rFonts w:ascii="TimesNewRomanPSMT" w:hAnsi="TimesNewRomanPSMT" w:eastAsia="TimesNewRomanPSMT"/>
+          <w:b w:val="0"/>
+          <w:i w:val="0"/>
+          <w:color w:val="000000"/>
+          <w:sz w:val="24"/>
+        </w:rPr>
+        <w:t xml:space="preserve">World Bank Legal: Duncan Kiara, Maria Lourdes Pardo, Andrew Giddings </w:t>
+      </w:r>
+    </w:p>
+    <w:p>
+      <w:pPr>
+        <w:autoSpaceDN w:val="0"/>
+        <w:autoSpaceDE w:val="0"/>
+        <w:widowControl/>
+        <w:spacing w:line="298" w:lineRule="exact" w:before="618" w:after="0"/>
+        <w:ind w:left="0" w:right="0" w:firstLine="0"/>
+        <w:jc w:val="left"/>
+      </w:pPr>
+      <w:r>
+        <w:rPr>
+          <w:rFonts w:ascii="TimesNewRomanPSMT" w:hAnsi="TimesNewRomanPSMT" w:eastAsia="TimesNewRomanPSMT"/>
+          <w:b w:val="0"/>
+          <w:i w:val="0"/>
+          <w:color w:val="000000"/>
+          <w:sz w:val="24"/>
+        </w:rPr>
+        <w:t xml:space="preserve">These minutes summarize the discussion and decisions of the first meeting of the F.O.R.T.I.S. </w:t>
+      </w:r>
+      <w:r>
+        <w:rPr>
+          <w:rFonts w:ascii="TimesNewRomanPSMT" w:hAnsi="TimesNewRomanPSMT" w:eastAsia="TimesNewRomanPSMT"/>
+          <w:b w:val="0"/>
+          <w:i w:val="0"/>
+          <w:color w:val="000000"/>
+          <w:sz w:val="24"/>
+        </w:rPr>
+        <w:t xml:space="preserve">Ukraine FIF following its endorsement of the proposed agenda (attached). </w:t>
+      </w:r>
+    </w:p>
+    <w:p>
+      <w:pPr>
+        <w:autoSpaceDN w:val="0"/>
+        <w:autoSpaceDE w:val="0"/>
+        <w:widowControl/>
+        <w:spacing w:line="298" w:lineRule="exact" w:before="160" w:after="0"/>
+        <w:ind w:left="0" w:right="20" w:firstLine="0"/>
+        <w:jc w:val="both"/>
+      </w:pPr>
+      <w:r>
+        <w:rPr>
+          <w:rFonts w:ascii="Times New Roman" w:hAnsi="Times New Roman" w:eastAsia="Times New Roman"/>
+          <w:b/>
+          <w:i w:val="0"/>
+          <w:color w:val="000000"/>
+          <w:sz w:val="24"/>
+        </w:rPr>
+        <w:t xml:space="preserve">Item 1: Document Approval. </w:t>
+      </w:r>
+      <w:r>
+        <w:rPr>
+          <w:rFonts w:ascii="TimesNewRomanPSMT" w:hAnsi="TimesNewRomanPSMT" w:eastAsia="TimesNewRomanPSMT"/>
+          <w:b w:val="0"/>
+          <w:i w:val="0"/>
+          <w:color w:val="000000"/>
+          <w:sz w:val="24"/>
+        </w:rPr>
+        <w:t xml:space="preserve">The Governing Committee provisionally approved the (i) Standard </w:t>
+      </w:r>
+      <w:r>
+        <w:rPr>
+          <w:rFonts w:ascii="TimesNewRomanPSMT" w:hAnsi="TimesNewRomanPSMT" w:eastAsia="TimesNewRomanPSMT"/>
+          <w:b w:val="0"/>
+          <w:i w:val="0"/>
+          <w:color w:val="000000"/>
+          <w:sz w:val="24"/>
+        </w:rPr>
+        <w:t xml:space="preserve">Provisions of the template Contribution Agreement/Arrangement; (ii) Financial Procedures </w:t>
+      </w:r>
+      <w:r>
+        <w:rPr>
+          <w:rFonts w:ascii="TimesNewRomanPSMT" w:hAnsi="TimesNewRomanPSMT" w:eastAsia="TimesNewRomanPSMT"/>
+          <w:b w:val="0"/>
+          <w:i w:val="0"/>
+          <w:color w:val="000000"/>
+          <w:sz w:val="24"/>
+        </w:rPr>
+        <w:t xml:space="preserve">Agreement (FPA) template; and (iii) the Funding Request Template. Further, there was provisional </w:t>
+      </w:r>
+      <w:r>
+        <w:rPr>
+          <w:rFonts w:ascii="TimesNewRomanPSMT" w:hAnsi="TimesNewRomanPSMT" w:eastAsia="TimesNewRomanPSMT"/>
+          <w:b w:val="0"/>
+          <w:i w:val="0"/>
+          <w:color w:val="000000"/>
+          <w:sz w:val="24"/>
+        </w:rPr>
+        <w:t xml:space="preserve">approval on all aspects of the (iv) Governance Framework; and (v) Operations Manual, except for </w:t>
+      </w:r>
+      <w:r>
+        <w:rPr>
+          <w:rFonts w:ascii="TimesNewRomanPSMT" w:hAnsi="TimesNewRomanPSMT" w:eastAsia="TimesNewRomanPSMT"/>
+          <w:b w:val="0"/>
+          <w:i w:val="0"/>
+          <w:color w:val="000000"/>
+          <w:sz w:val="24"/>
+        </w:rPr>
+        <w:t xml:space="preserve">paragraphs related to contribution thresholds and the mechanism for the potential determination of </w:t>
+      </w:r>
+      <w:r>
+        <w:rPr>
+          <w:rFonts w:ascii="TimesNewRomanPSMT" w:hAnsi="TimesNewRomanPSMT" w:eastAsia="TimesNewRomanPSMT"/>
+          <w:b w:val="0"/>
+          <w:i w:val="0"/>
+          <w:color w:val="000000"/>
+          <w:sz w:val="24"/>
+        </w:rPr>
+        <w:t xml:space="preserve">voting rights for new contributors. </w:t>
+      </w:r>
+    </w:p>
+    <w:p>
+      <w:pPr>
+        <w:autoSpaceDN w:val="0"/>
+        <w:autoSpaceDE w:val="0"/>
+        <w:widowControl/>
+        <w:spacing w:line="266" w:lineRule="exact" w:before="192" w:after="0"/>
+        <w:ind w:left="0" w:right="0" w:firstLine="0"/>
+        <w:jc w:val="left"/>
+      </w:pPr>
+      <w:r>
+        <w:rPr>
+          <w:rFonts w:ascii="TimesNewRomanPSMT" w:hAnsi="TimesNewRomanPSMT" w:eastAsia="TimesNewRomanPSMT"/>
+          <w:b w:val="0"/>
+          <w:i w:val="0"/>
+          <w:color w:val="000000"/>
+          <w:sz w:val="24"/>
+        </w:rPr>
+        <w:t xml:space="preserve">For the areas with provisional approval, the following was noted: </w:t>
+      </w:r>
+    </w:p>
+    <w:p>
+      <w:pPr>
+        <w:autoSpaceDN w:val="0"/>
+        <w:tabs>
+          <w:tab w:pos="720" w:val="left"/>
+        </w:tabs>
+        <w:autoSpaceDE w:val="0"/>
+        <w:widowControl/>
+        <w:spacing w:line="298" w:lineRule="exact" w:before="160" w:after="0"/>
+        <w:ind w:left="360" w:right="0" w:firstLine="0"/>
+        <w:jc w:val="left"/>
+      </w:pPr>
+      <w:r>
+        <w:rPr>
+          <w:rFonts w:ascii="TimesNewRomanPSMT" w:hAnsi="TimesNewRomanPSMT" w:eastAsia="TimesNewRomanPSMT"/>
+          <w:b w:val="0"/>
+          <w:i w:val="0"/>
+          <w:color w:val="000000"/>
+          <w:sz w:val="24"/>
+        </w:rPr>
+        <w:t>-</w:t>
+      </w:r>
+      <w:r>
+        <w:tab/>
+      </w:r>
+      <w:r>
+        <w:rPr>
+          <w:rFonts w:ascii="TimesNewRomanPSMT" w:hAnsi="TimesNewRomanPSMT" w:eastAsia="TimesNewRomanPSMT"/>
+          <w:b w:val="0"/>
+          <w:i w:val="0"/>
+          <w:color w:val="000000"/>
+          <w:sz w:val="24"/>
+        </w:rPr>
+        <w:t xml:space="preserve">For the Funding Request Template, language will be proposed by Ukraine on the process </w:t>
+      </w:r>
+      <w:r>
+        <w:tab/>
+      </w:r>
+      <w:r>
+        <w:rPr>
+          <w:rFonts w:ascii="TimesNewRomanPSMT" w:hAnsi="TimesNewRomanPSMT" w:eastAsia="TimesNewRomanPSMT"/>
+          <w:b w:val="0"/>
+          <w:i w:val="0"/>
+          <w:color w:val="000000"/>
+          <w:sz w:val="24"/>
+        </w:rPr>
+        <w:t xml:space="preserve">for endorsing proposals and will be inserted accordingly. </w:t>
+      </w:r>
+    </w:p>
+    <w:p>
+      <w:pPr>
+        <w:autoSpaceDN w:val="0"/>
+        <w:tabs>
+          <w:tab w:pos="720" w:val="left"/>
+        </w:tabs>
+        <w:autoSpaceDE w:val="0"/>
+        <w:widowControl/>
+        <w:spacing w:line="298" w:lineRule="exact" w:before="0" w:after="0"/>
+        <w:ind w:left="360" w:right="0" w:firstLine="0"/>
+        <w:jc w:val="left"/>
+      </w:pPr>
+      <w:r>
+        <w:rPr>
+          <w:rFonts w:ascii="TimesNewRomanPSMT" w:hAnsi="TimesNewRomanPSMT" w:eastAsia="TimesNewRomanPSMT"/>
+          <w:b w:val="0"/>
+          <w:i w:val="0"/>
+          <w:color w:val="000000"/>
+          <w:sz w:val="24"/>
+        </w:rPr>
+        <w:t>-</w:t>
+      </w:r>
+      <w:r>
+        <w:tab/>
+      </w:r>
+      <w:r>
+        <w:rPr>
+          <w:rFonts w:ascii="TimesNewRomanPSMT" w:hAnsi="TimesNewRomanPSMT" w:eastAsia="TimesNewRomanPSMT"/>
+          <w:b w:val="0"/>
+          <w:i w:val="0"/>
+          <w:color w:val="000000"/>
+          <w:sz w:val="24"/>
+        </w:rPr>
+        <w:t xml:space="preserve">For the Financial Procedures Agreement template, language in sections 4.1 (a) and 4.7 is </w:t>
+      </w:r>
+      <w:r>
+        <w:tab/>
+      </w:r>
+      <w:r>
+        <w:rPr>
+          <w:rFonts w:ascii="TimesNewRomanPSMT" w:hAnsi="TimesNewRomanPSMT" w:eastAsia="TimesNewRomanPSMT"/>
+          <w:b w:val="0"/>
+          <w:i w:val="0"/>
+          <w:color w:val="000000"/>
+          <w:sz w:val="24"/>
+        </w:rPr>
+        <w:t xml:space="preserve">accepted. It was agreed that in deciding on specific Funding Request Proposals, the </w:t>
+      </w:r>
+      <w:r>
+        <w:tab/>
+      </w:r>
+      <w:r>
+        <w:rPr>
+          <w:rFonts w:ascii="TimesNewRomanPSMT" w:hAnsi="TimesNewRomanPSMT" w:eastAsia="TimesNewRomanPSMT"/>
+          <w:b w:val="0"/>
+          <w:i w:val="0"/>
+          <w:color w:val="000000"/>
+          <w:sz w:val="24"/>
+        </w:rPr>
+        <w:t xml:space="preserve">Governing Committee can request clarifications from the Implementing Entities in advance </w:t>
+      </w:r>
+      <w:r>
+        <w:tab/>
+      </w:r>
+      <w:r>
+        <w:rPr>
+          <w:rFonts w:ascii="TimesNewRomanPSMT" w:hAnsi="TimesNewRomanPSMT" w:eastAsia="TimesNewRomanPSMT"/>
+          <w:b w:val="0"/>
+          <w:i w:val="0"/>
+          <w:color w:val="000000"/>
+          <w:sz w:val="24"/>
+        </w:rPr>
+        <w:t xml:space="preserve">of approving funding requests that would permit Governing Committee members to </w:t>
+      </w:r>
+      <w:r>
+        <w:tab/>
+      </w:r>
+      <w:r>
+        <w:rPr>
+          <w:rFonts w:ascii="TimesNewRomanPSMT" w:hAnsi="TimesNewRomanPSMT" w:eastAsia="TimesNewRomanPSMT"/>
+          <w:b w:val="0"/>
+          <w:i w:val="0"/>
+          <w:color w:val="000000"/>
+          <w:sz w:val="24"/>
+        </w:rPr>
+        <w:t xml:space="preserve">confirm that the use of the FIF funds would be aligned with contributors’ funding mandates. </w:t>
+      </w:r>
+    </w:p>
+    <w:p>
+      <w:pPr>
+        <w:autoSpaceDN w:val="0"/>
+        <w:autoSpaceDE w:val="0"/>
+        <w:widowControl/>
+        <w:spacing w:line="298" w:lineRule="exact" w:before="0" w:after="0"/>
+        <w:ind w:left="720" w:right="24" w:firstLine="0"/>
+        <w:jc w:val="both"/>
+      </w:pPr>
+      <w:r>
+        <w:rPr>
+          <w:rFonts w:ascii="TimesNewRomanPSMT" w:hAnsi="TimesNewRomanPSMT" w:eastAsia="TimesNewRomanPSMT"/>
+          <w:b w:val="0"/>
+          <w:i w:val="0"/>
+          <w:color w:val="000000"/>
+          <w:sz w:val="24"/>
+        </w:rPr>
+        <w:t xml:space="preserve">World Bank counsel noted that the use of bilateral side letters is exceptional and </w:t>
+      </w:r>
+      <w:r>
+        <w:rPr>
+          <w:rFonts w:ascii="TimesNewRomanPSMT" w:hAnsi="TimesNewRomanPSMT" w:eastAsia="TimesNewRomanPSMT"/>
+          <w:b w:val="0"/>
+          <w:i w:val="0"/>
+          <w:color w:val="000000"/>
+          <w:sz w:val="24"/>
+        </w:rPr>
+        <w:t xml:space="preserve">inconsistent with the nature of a pooled fund vehicle but acknowledged the World Bank </w:t>
+      </w:r>
+      <w:r>
+        <w:rPr>
+          <w:rFonts w:ascii="TimesNewRomanPSMT" w:hAnsi="TimesNewRomanPSMT" w:eastAsia="TimesNewRomanPSMT"/>
+          <w:b w:val="0"/>
+          <w:i w:val="0"/>
+          <w:color w:val="000000"/>
+          <w:sz w:val="24"/>
+        </w:rPr>
+        <w:t xml:space="preserve">had accepted side emails in respect of regular trust fund financing for the PEACE facility, </w:t>
+      </w:r>
+    </w:p>
+    <w:p>
+      <w:pPr>
+        <w:autoSpaceDN w:val="0"/>
+        <w:autoSpaceDE w:val="0"/>
+        <w:widowControl/>
+        <w:spacing w:line="228" w:lineRule="auto" w:before="386" w:after="0"/>
+        <w:ind w:left="0" w:right="0" w:firstLine="0"/>
+        <w:jc w:val="center"/>
+      </w:pPr>
+      <w:r>
+        <w:rPr>
+          <w:rFonts w:ascii="Aptos" w:hAnsi="Aptos" w:eastAsia="Aptos"/>
+          <w:b w:val="0"/>
+          <w:i w:val="0"/>
+          <w:color w:val="000000"/>
+          <w:sz w:val="22"/>
+        </w:rPr>
+        <w:t xml:space="preserve">1 </w:t>
+      </w:r>
+    </w:p>
+    <w:p>
+      <w:pPr>
+        <w:sectPr>
+          <w:pgSz w:w="12240" w:h="15840"/>
+          <w:pgMar w:top="862" w:right="1358" w:bottom="492" w:left="1440" w:header="720" w:footer="720" w:gutter="0"/>
+          <w:cols/>
+          <w:docGrid w:linePitch="360"/>
+        </w:sectPr>
+      </w:pPr>
+    </w:p>
+    <w:p>
+      <w:pPr>
+        <w:autoSpaceDN w:val="0"/>
+        <w:autoSpaceDE w:val="0"/>
+        <w:widowControl/>
+        <w:spacing w:line="220" w:lineRule="exact" w:before="0" w:after="506"/>
+        <w:ind w:left="0" w:right="0"/>
+      </w:pPr>
+    </w:p>
+    <w:p>
+      <w:pPr>
+        <w:autoSpaceDN w:val="0"/>
+        <w:autoSpaceDE w:val="0"/>
+        <w:widowControl/>
+        <w:spacing w:line="286" w:lineRule="exact" w:before="0" w:after="16"/>
+        <w:ind w:left="720" w:right="24" w:firstLine="0"/>
+        <w:jc w:val="both"/>
+      </w:pPr>
+      <w:r>
+        <w:rPr>
+          <w:rFonts w:ascii="TimesNewRomanPSMT" w:hAnsi="TimesNewRomanPSMT" w:eastAsia="TimesNewRomanPSMT"/>
+          <w:b w:val="0"/>
+          <w:i w:val="0"/>
+          <w:color w:val="000000"/>
+          <w:sz w:val="24"/>
+        </w:rPr>
+        <w:t xml:space="preserve">and further acknowledged that for the F.O.R.T.I.S. Ukraine FIF the Governing Committee </w:t>
+      </w:r>
+      <w:r>
+        <w:rPr>
+          <w:rFonts w:ascii="TimesNewRomanPSMT" w:hAnsi="TimesNewRomanPSMT" w:eastAsia="TimesNewRomanPSMT"/>
+          <w:b w:val="0"/>
+          <w:i w:val="0"/>
+          <w:color w:val="000000"/>
+          <w:sz w:val="24"/>
+        </w:rPr>
+        <w:t xml:space="preserve">can specify, in the context of its guidance to Implementing Entities regarding its </w:t>
+      </w:r>
+      <w:r>
+        <w:rPr>
+          <w:rFonts w:ascii="TimesNewRomanPSMT" w:hAnsi="TimesNewRomanPSMT" w:eastAsia="TimesNewRomanPSMT"/>
+          <w:b w:val="0"/>
+          <w:i w:val="0"/>
+          <w:color w:val="000000"/>
+          <w:sz w:val="24"/>
+        </w:rPr>
+        <w:t xml:space="preserve">consideration of funding requests, the nature of eligible expenditures under projects to be </w:t>
+      </w:r>
+    </w:p>
+    <w:tbl>
+      <w:tblPr>
+        <w:tblW w:type="auto" w:w="0"/>
+        <w:tblLayout w:type="fixed"/>
+        <w:tblLook w:firstColumn="1" w:firstRow="1" w:lastColumn="0" w:lastRow="0" w:noHBand="0" w:noVBand="1" w:val="04A0"/>
+        <w:tblInd w:w="360.0" w:type="dxa"/>
+      </w:tblPr>
+      <w:tblGrid>
+        <w:gridCol w:w="858"/>
+        <w:gridCol w:w="858"/>
+        <w:gridCol w:w="858"/>
+        <w:gridCol w:w="858"/>
+        <w:gridCol w:w="858"/>
+        <w:gridCol w:w="858"/>
+        <w:gridCol w:w="858"/>
+        <w:gridCol w:w="858"/>
+        <w:gridCol w:w="858"/>
+        <w:gridCol w:w="858"/>
+        <w:gridCol w:w="858"/>
+      </w:tblGrid>
+      <w:tr>
+        <w:trPr>
+          <w:trHeight w:hRule="exact" w:val="298"/>
+        </w:trPr>
+        <w:tc>
+          <w:tcPr>
+            <w:tcW w:type="dxa" w:w="1340"/>
+            <w:tcBorders/>
+            <w:tcMar>
+              <w:start w:w="0" w:type="dxa"/>
+              <w:end w:w="0" w:type="dxa"/>
+            </w:tcMar>
+          </w:tcPr>
+          <w:p>
+            <w:pPr>
+              <w:autoSpaceDN w:val="0"/>
+              <w:autoSpaceDE w:val="0"/>
+              <w:widowControl/>
+              <w:spacing w:line="266" w:lineRule="exact" w:before="16" w:after="0"/>
+              <w:ind w:left="0" w:right="96" w:firstLine="0"/>
+              <w:jc w:val="right"/>
+            </w:pPr>
+            <w:r>
+              <w:rPr>
+                <w:rFonts w:ascii="TimesNewRomanPSMT" w:hAnsi="TimesNewRomanPSMT" w:eastAsia="TimesNewRomanPSMT"/>
+                <w:b w:val="0"/>
+                <w:i w:val="0"/>
+                <w:color w:val="000000"/>
+                <w:sz w:val="24"/>
+              </w:rPr>
+              <w:t xml:space="preserve">financed </w:t>
+            </w:r>
+          </w:p>
+        </w:tc>
+        <w:tc>
+          <w:tcPr>
+            <w:tcW w:type="dxa" w:w="500"/>
+            <w:tcBorders/>
+            <w:tcMar>
+              <w:start w:w="0" w:type="dxa"/>
+              <w:end w:w="0" w:type="dxa"/>
+            </w:tcMar>
+          </w:tcPr>
+          <w:p>
+            <w:pPr>
+              <w:autoSpaceDN w:val="0"/>
+              <w:autoSpaceDE w:val="0"/>
+              <w:widowControl/>
+              <w:spacing w:line="266" w:lineRule="exact" w:before="16" w:after="0"/>
+              <w:ind w:left="0" w:right="0" w:firstLine="0"/>
+              <w:jc w:val="center"/>
+            </w:pPr>
+            <w:r>
+              <w:rPr>
+                <w:rFonts w:ascii="TimesNewRomanPSMT" w:hAnsi="TimesNewRomanPSMT" w:eastAsia="TimesNewRomanPSMT"/>
+                <w:b w:val="0"/>
+                <w:i w:val="0"/>
+                <w:color w:val="000000"/>
+                <w:sz w:val="24"/>
+              </w:rPr>
+              <w:t xml:space="preserve">by </w:t>
+            </w:r>
+          </w:p>
+        </w:tc>
+        <w:tc>
+          <w:tcPr>
+            <w:tcW w:type="dxa" w:w="560"/>
+            <w:tcBorders/>
+            <w:tcMar>
+              <w:start w:w="0" w:type="dxa"/>
+              <w:end w:w="0" w:type="dxa"/>
+            </w:tcMar>
+          </w:tcPr>
+          <w:p>
+            <w:pPr>
+              <w:autoSpaceDN w:val="0"/>
+              <w:autoSpaceDE w:val="0"/>
+              <w:widowControl/>
+              <w:spacing w:line="266" w:lineRule="exact" w:before="16" w:after="0"/>
+              <w:ind w:left="0" w:right="0" w:firstLine="0"/>
+              <w:jc w:val="center"/>
+            </w:pPr>
+            <w:r>
+              <w:rPr>
+                <w:rFonts w:ascii="TimesNewRomanPSMT" w:hAnsi="TimesNewRomanPSMT" w:eastAsia="TimesNewRomanPSMT"/>
+                <w:b w:val="0"/>
+                <w:i w:val="0"/>
+                <w:color w:val="000000"/>
+                <w:sz w:val="24"/>
+              </w:rPr>
+              <w:t xml:space="preserve">the </w:t>
+            </w:r>
+          </w:p>
+        </w:tc>
+        <w:tc>
+          <w:tcPr>
+            <w:tcW w:type="dxa" w:w="660"/>
+            <w:tcBorders/>
+            <w:tcMar>
+              <w:start w:w="0" w:type="dxa"/>
+              <w:end w:w="0" w:type="dxa"/>
+            </w:tcMar>
+          </w:tcPr>
+          <w:p>
+            <w:pPr>
+              <w:autoSpaceDN w:val="0"/>
+              <w:autoSpaceDE w:val="0"/>
+              <w:widowControl/>
+              <w:spacing w:line="266" w:lineRule="exact" w:before="16" w:after="0"/>
+              <w:ind w:left="0" w:right="0" w:firstLine="0"/>
+              <w:jc w:val="center"/>
+            </w:pPr>
+            <w:r>
+              <w:rPr>
+                <w:rFonts w:ascii="TimesNewRomanPSMT" w:hAnsi="TimesNewRomanPSMT" w:eastAsia="TimesNewRomanPSMT"/>
+                <w:b w:val="0"/>
+                <w:i w:val="0"/>
+                <w:color w:val="000000"/>
+                <w:sz w:val="24"/>
+              </w:rPr>
+              <w:t xml:space="preserve">FIF. </w:t>
+            </w:r>
+          </w:p>
+        </w:tc>
+        <w:tc>
+          <w:tcPr>
+            <w:tcW w:type="dxa" w:w="600"/>
+            <w:tcBorders/>
+            <w:tcMar>
+              <w:start w:w="0" w:type="dxa"/>
+              <w:end w:w="0" w:type="dxa"/>
+            </w:tcMar>
+          </w:tcPr>
+          <w:p>
+            <w:pPr>
+              <w:autoSpaceDN w:val="0"/>
+              <w:autoSpaceDE w:val="0"/>
+              <w:widowControl/>
+              <w:spacing w:line="266" w:lineRule="exact" w:before="16" w:after="0"/>
+              <w:ind w:left="0" w:right="0" w:firstLine="0"/>
+              <w:jc w:val="center"/>
+            </w:pPr>
+            <w:r>
+              <w:rPr>
+                <w:rFonts w:ascii="TimesNewRomanPSMT" w:hAnsi="TimesNewRomanPSMT" w:eastAsia="TimesNewRomanPSMT"/>
+                <w:b w:val="0"/>
+                <w:i w:val="0"/>
+                <w:color w:val="000000"/>
+                <w:sz w:val="24"/>
+              </w:rPr>
+              <w:t xml:space="preserve">For </w:t>
+            </w:r>
+          </w:p>
+        </w:tc>
+        <w:tc>
+          <w:tcPr>
+            <w:tcW w:type="dxa" w:w="560"/>
+            <w:tcBorders/>
+            <w:tcMar>
+              <w:start w:w="0" w:type="dxa"/>
+              <w:end w:w="0" w:type="dxa"/>
+            </w:tcMar>
+          </w:tcPr>
+          <w:p>
+            <w:pPr>
+              <w:autoSpaceDN w:val="0"/>
+              <w:autoSpaceDE w:val="0"/>
+              <w:widowControl/>
+              <w:spacing w:line="266" w:lineRule="exact" w:before="16" w:after="0"/>
+              <w:ind w:left="0" w:right="0" w:firstLine="0"/>
+              <w:jc w:val="center"/>
+            </w:pPr>
+            <w:r>
+              <w:rPr>
+                <w:rFonts w:ascii="TimesNewRomanPSMT" w:hAnsi="TimesNewRomanPSMT" w:eastAsia="TimesNewRomanPSMT"/>
+                <w:b w:val="0"/>
+                <w:i w:val="0"/>
+                <w:color w:val="000000"/>
+                <w:sz w:val="24"/>
+              </w:rPr>
+              <w:t xml:space="preserve">the </w:t>
+            </w:r>
+          </w:p>
+        </w:tc>
+        <w:tc>
+          <w:tcPr>
+            <w:tcW w:type="dxa" w:w="1120"/>
+            <w:tcBorders/>
+            <w:tcMar>
+              <w:start w:w="0" w:type="dxa"/>
+              <w:end w:w="0" w:type="dxa"/>
+            </w:tcMar>
+          </w:tcPr>
+          <w:p>
+            <w:pPr>
+              <w:autoSpaceDN w:val="0"/>
+              <w:autoSpaceDE w:val="0"/>
+              <w:widowControl/>
+              <w:spacing w:line="266" w:lineRule="exact" w:before="16" w:after="0"/>
+              <w:ind w:left="0" w:right="0" w:firstLine="0"/>
+              <w:jc w:val="center"/>
+            </w:pPr>
+            <w:r>
+              <w:rPr>
+                <w:rFonts w:ascii="TimesNewRomanPSMT" w:hAnsi="TimesNewRomanPSMT" w:eastAsia="TimesNewRomanPSMT"/>
+                <w:b w:val="0"/>
+                <w:i w:val="0"/>
+                <w:color w:val="000000"/>
+                <w:sz w:val="24"/>
+              </w:rPr>
+              <w:t xml:space="preserve">Standard </w:t>
+            </w:r>
+          </w:p>
+        </w:tc>
+        <w:tc>
+          <w:tcPr>
+            <w:tcW w:type="dxa" w:w="1300"/>
+            <w:tcBorders/>
+            <w:tcMar>
+              <w:start w:w="0" w:type="dxa"/>
+              <w:end w:w="0" w:type="dxa"/>
+            </w:tcMar>
+          </w:tcPr>
+          <w:p>
+            <w:pPr>
+              <w:autoSpaceDN w:val="0"/>
+              <w:autoSpaceDE w:val="0"/>
+              <w:widowControl/>
+              <w:spacing w:line="266" w:lineRule="exact" w:before="16" w:after="0"/>
+              <w:ind w:left="0" w:right="0" w:firstLine="0"/>
+              <w:jc w:val="center"/>
+            </w:pPr>
+            <w:r>
+              <w:rPr>
+                <w:rFonts w:ascii="TimesNewRomanPSMT" w:hAnsi="TimesNewRomanPSMT" w:eastAsia="TimesNewRomanPSMT"/>
+                <w:b w:val="0"/>
+                <w:i w:val="0"/>
+                <w:color w:val="000000"/>
+                <w:sz w:val="24"/>
+              </w:rPr>
+              <w:t xml:space="preserve">Provisions </w:t>
+            </w:r>
+          </w:p>
+        </w:tc>
+        <w:tc>
+          <w:tcPr>
+            <w:tcW w:type="dxa" w:w="460"/>
+            <w:tcBorders/>
+            <w:tcMar>
+              <w:start w:w="0" w:type="dxa"/>
+              <w:end w:w="0" w:type="dxa"/>
+            </w:tcMar>
+          </w:tcPr>
+          <w:p>
+            <w:pPr>
+              <w:autoSpaceDN w:val="0"/>
+              <w:autoSpaceDE w:val="0"/>
+              <w:widowControl/>
+              <w:spacing w:line="266" w:lineRule="exact" w:before="16" w:after="0"/>
+              <w:ind w:left="0" w:right="0" w:firstLine="0"/>
+              <w:jc w:val="center"/>
+            </w:pPr>
+            <w:r>
+              <w:rPr>
+                <w:rFonts w:ascii="TimesNewRomanPSMT" w:hAnsi="TimesNewRomanPSMT" w:eastAsia="TimesNewRomanPSMT"/>
+                <w:b w:val="0"/>
+                <w:i w:val="0"/>
+                <w:color w:val="000000"/>
+                <w:sz w:val="24"/>
+              </w:rPr>
+              <w:t xml:space="preserve">of </w:t>
+            </w:r>
+          </w:p>
+        </w:tc>
+        <w:tc>
+          <w:tcPr>
+            <w:tcW w:type="dxa" w:w="560"/>
+            <w:tcBorders/>
+            <w:tcMar>
+              <w:start w:w="0" w:type="dxa"/>
+              <w:end w:w="0" w:type="dxa"/>
+            </w:tcMar>
+          </w:tcPr>
+          <w:p>
+            <w:pPr>
+              <w:autoSpaceDN w:val="0"/>
+              <w:autoSpaceDE w:val="0"/>
+              <w:widowControl/>
+              <w:spacing w:line="266" w:lineRule="exact" w:before="16" w:after="0"/>
+              <w:ind w:left="0" w:right="0" w:firstLine="0"/>
+              <w:jc w:val="center"/>
+            </w:pPr>
+            <w:r>
+              <w:rPr>
+                <w:rFonts w:ascii="TimesNewRomanPSMT" w:hAnsi="TimesNewRomanPSMT" w:eastAsia="TimesNewRomanPSMT"/>
+                <w:b w:val="0"/>
+                <w:i w:val="0"/>
+                <w:color w:val="000000"/>
+                <w:sz w:val="24"/>
+              </w:rPr>
+              <w:t xml:space="preserve">the </w:t>
+            </w:r>
+          </w:p>
+        </w:tc>
+        <w:tc>
+          <w:tcPr>
+            <w:tcW w:type="dxa" w:w="1400"/>
+            <w:tcBorders/>
+            <w:tcMar>
+              <w:start w:w="0" w:type="dxa"/>
+              <w:end w:w="0" w:type="dxa"/>
+            </w:tcMar>
+          </w:tcPr>
+          <w:p>
+            <w:pPr>
+              <w:autoSpaceDN w:val="0"/>
+              <w:autoSpaceDE w:val="0"/>
+              <w:widowControl/>
+              <w:spacing w:line="266" w:lineRule="exact" w:before="16" w:after="0"/>
+              <w:ind w:left="112" w:right="0" w:firstLine="0"/>
+              <w:jc w:val="left"/>
+            </w:pPr>
+            <w:r>
+              <w:rPr>
+                <w:rFonts w:ascii="TimesNewRomanPSMT" w:hAnsi="TimesNewRomanPSMT" w:eastAsia="TimesNewRomanPSMT"/>
+                <w:b w:val="0"/>
+                <w:i w:val="0"/>
+                <w:color w:val="000000"/>
+                <w:sz w:val="24"/>
+              </w:rPr>
+              <w:t xml:space="preserve">Contribution </w:t>
+            </w:r>
+          </w:p>
+        </w:tc>
+      </w:tr>
+    </w:tbl>
+    <w:p>
+      <w:pPr>
+        <w:autoSpaceDN w:val="0"/>
+        <w:autoSpaceDE w:val="0"/>
+        <w:widowControl/>
+        <w:spacing w:line="266" w:lineRule="exact" w:before="16" w:after="0"/>
+        <w:ind w:left="720" w:right="0" w:firstLine="0"/>
+        <w:jc w:val="left"/>
+      </w:pPr>
+      <w:r>
+        <w:rPr>
+          <w:rFonts w:ascii="TimesNewRomanPSMT" w:hAnsi="TimesNewRomanPSMT" w:eastAsia="TimesNewRomanPSMT"/>
+          <w:b w:val="0"/>
+          <w:i w:val="0"/>
+          <w:color w:val="000000"/>
+          <w:sz w:val="24"/>
+        </w:rPr>
+        <w:t xml:space="preserve">Agreement/Arrangements, there are no changes. </w:t>
+      </w:r>
+    </w:p>
+    <w:p>
+      <w:pPr>
+        <w:autoSpaceDN w:val="0"/>
+        <w:tabs>
+          <w:tab w:pos="720" w:val="left"/>
+        </w:tabs>
+        <w:autoSpaceDE w:val="0"/>
+        <w:widowControl/>
+        <w:spacing w:line="298" w:lineRule="exact" w:before="0" w:after="0"/>
+        <w:ind w:left="360" w:right="0" w:firstLine="0"/>
+        <w:jc w:val="left"/>
+      </w:pPr>
+      <w:r>
+        <w:rPr>
+          <w:rFonts w:ascii="TimesNewRomanPSMT" w:hAnsi="TimesNewRomanPSMT" w:eastAsia="TimesNewRomanPSMT"/>
+          <w:b w:val="0"/>
+          <w:i w:val="0"/>
+          <w:color w:val="000000"/>
+          <w:sz w:val="24"/>
+        </w:rPr>
+        <w:t>-</w:t>
+      </w:r>
+      <w:r>
+        <w:tab/>
+      </w:r>
+      <w:r>
+        <w:rPr>
+          <w:rFonts w:ascii="TimesNewRomanPSMT" w:hAnsi="TimesNewRomanPSMT" w:eastAsia="TimesNewRomanPSMT"/>
+          <w:b w:val="0"/>
+          <w:i w:val="0"/>
+          <w:color w:val="000000"/>
+          <w:sz w:val="24"/>
+        </w:rPr>
+        <w:t>For the Operations Manual, the last sentence of the paragraph “</w:t>
+      </w:r>
+      <w:r>
+        <w:rPr>
+          <w:rFonts w:ascii="Times New Roman" w:hAnsi="Times New Roman" w:eastAsia="Times New Roman"/>
+          <w:b/>
+          <w:i w:val="0"/>
+          <w:color w:val="000000"/>
+          <w:sz w:val="24"/>
+        </w:rPr>
+        <w:t xml:space="preserve">Consultation Prior to </w:t>
+      </w:r>
+      <w:r>
+        <w:tab/>
+      </w:r>
+      <w:r>
+        <w:rPr>
+          <w:rFonts w:ascii="Times New Roman" w:hAnsi="Times New Roman" w:eastAsia="Times New Roman"/>
+          <w:b/>
+          <w:i w:val="0"/>
+          <w:color w:val="000000"/>
+          <w:sz w:val="24"/>
+        </w:rPr>
+        <w:t>Contributor Cancellation”</w:t>
+      </w:r>
+      <w:r>
+        <w:rPr>
+          <w:rFonts w:ascii="TimesNewRomanPSMT" w:hAnsi="TimesNewRomanPSMT" w:eastAsia="TimesNewRomanPSMT"/>
+          <w:b w:val="0"/>
+          <w:i w:val="0"/>
+          <w:color w:val="000000"/>
+          <w:sz w:val="24"/>
+        </w:rPr>
+        <w:t xml:space="preserve"> will be replaced with the following: “For the avoidance of </w:t>
+      </w:r>
+      <w:r>
+        <w:tab/>
+      </w:r>
+      <w:r>
+        <w:rPr>
+          <w:rFonts w:ascii="TimesNewRomanPSMT" w:hAnsi="TimesNewRomanPSMT" w:eastAsia="TimesNewRomanPSMT"/>
+          <w:b w:val="0"/>
+          <w:i w:val="0"/>
+          <w:color w:val="000000"/>
+          <w:sz w:val="24"/>
+        </w:rPr>
+        <w:t xml:space="preserve">doubt, the provisions of Section 6 of the Standard Provisions to the Contribution </w:t>
+      </w:r>
+      <w:r>
+        <w:tab/>
+      </w:r>
+      <w:r>
+        <w:rPr>
+          <w:rFonts w:ascii="TimesNewRomanPSMT" w:hAnsi="TimesNewRomanPSMT" w:eastAsia="TimesNewRomanPSMT"/>
+          <w:b w:val="0"/>
+          <w:i w:val="0"/>
+          <w:color w:val="000000"/>
+          <w:sz w:val="24"/>
+        </w:rPr>
+        <w:t xml:space="preserve">Agreement/Arrangement will apply.” During the discussion, the GC agreed that this </w:t>
+      </w:r>
+      <w:r>
+        <w:tab/>
+      </w:r>
+      <w:r>
+        <w:rPr>
+          <w:rFonts w:ascii="TimesNewRomanPSMT" w:hAnsi="TimesNewRomanPSMT" w:eastAsia="TimesNewRomanPSMT"/>
+          <w:b w:val="0"/>
+          <w:i w:val="0"/>
+          <w:color w:val="000000"/>
+          <w:sz w:val="24"/>
+        </w:rPr>
+        <w:t xml:space="preserve">language does not suggest that a Contributor will require the approval of the GC to </w:t>
+      </w:r>
+      <w:r>
+        <w:tab/>
+      </w:r>
+      <w:r>
+        <w:rPr>
+          <w:rFonts w:ascii="TimesNewRomanPSMT" w:hAnsi="TimesNewRomanPSMT" w:eastAsia="TimesNewRomanPSMT"/>
+          <w:b w:val="0"/>
+          <w:i w:val="0"/>
+          <w:color w:val="000000"/>
+          <w:sz w:val="24"/>
+        </w:rPr>
+        <w:t xml:space="preserve">withdraw funds. </w:t>
+      </w:r>
+    </w:p>
+    <w:p>
+      <w:pPr>
+        <w:autoSpaceDN w:val="0"/>
+        <w:autoSpaceDE w:val="0"/>
+        <w:widowControl/>
+        <w:spacing w:line="298" w:lineRule="exact" w:before="160" w:after="0"/>
+        <w:ind w:left="0" w:right="20" w:firstLine="0"/>
+        <w:jc w:val="both"/>
+      </w:pPr>
+      <w:r>
+        <w:rPr>
+          <w:rFonts w:ascii="TimesNewRomanPSMT" w:hAnsi="TimesNewRomanPSMT" w:eastAsia="TimesNewRomanPSMT"/>
+          <w:b w:val="0"/>
+          <w:i w:val="0"/>
+          <w:color w:val="000000"/>
+          <w:sz w:val="24"/>
+        </w:rPr>
+        <w:t xml:space="preserve">The Secretariat will make the above changes and update the documents for any consistency issues </w:t>
+      </w:r>
+      <w:r>
+        <w:rPr>
+          <w:rFonts w:ascii="TimesNewRomanPSMT" w:hAnsi="TimesNewRomanPSMT" w:eastAsia="TimesNewRomanPSMT"/>
+          <w:b w:val="0"/>
+          <w:i w:val="0"/>
+          <w:color w:val="000000"/>
+          <w:sz w:val="24"/>
+        </w:rPr>
+        <w:t xml:space="preserve">or minor factual or typographical corrections. A clean version will be circulated by cob Friday </w:t>
+      </w:r>
+      <w:r>
+        <w:rPr>
+          <w:rFonts w:ascii="TimesNewRomanPSMT" w:hAnsi="TimesNewRomanPSMT" w:eastAsia="TimesNewRomanPSMT"/>
+          <w:b w:val="0"/>
+          <w:i w:val="0"/>
+          <w:color w:val="000000"/>
+          <w:sz w:val="24"/>
+        </w:rPr>
+        <w:t xml:space="preserve">November 22. The GC agreed to respond to the revised documents by cob Monday November 25, </w:t>
+      </w:r>
+      <w:r>
+        <w:rPr>
+          <w:rFonts w:ascii="TimesNewRomanPSMT" w:hAnsi="TimesNewRomanPSMT" w:eastAsia="TimesNewRomanPSMT"/>
+          <w:b w:val="0"/>
+          <w:i w:val="0"/>
+          <w:color w:val="000000"/>
+          <w:sz w:val="24"/>
+        </w:rPr>
+        <w:t xml:space="preserve">including the possibility of an affirmative approval with a request to fix a specific typo or to correct </w:t>
+      </w:r>
+      <w:r>
+        <w:rPr>
+          <w:rFonts w:ascii="TimesNewRomanPSMT" w:hAnsi="TimesNewRomanPSMT" w:eastAsia="TimesNewRomanPSMT"/>
+          <w:b w:val="0"/>
+          <w:i w:val="0"/>
+          <w:color w:val="000000"/>
+          <w:sz w:val="24"/>
+        </w:rPr>
+        <w:t xml:space="preserve">a specific error. If the Voting Members do not approve, the Chair and the Secretariat will agree on </w:t>
+      </w:r>
+      <w:r>
+        <w:rPr>
+          <w:rFonts w:ascii="TimesNewRomanPSMT" w:hAnsi="TimesNewRomanPSMT" w:eastAsia="TimesNewRomanPSMT"/>
+          <w:b w:val="0"/>
+          <w:i w:val="0"/>
+          <w:color w:val="000000"/>
+          <w:sz w:val="24"/>
+        </w:rPr>
+        <w:t xml:space="preserve">a way forward. </w:t>
+      </w:r>
+    </w:p>
+    <w:p>
+      <w:pPr>
+        <w:autoSpaceDN w:val="0"/>
+        <w:autoSpaceDE w:val="0"/>
+        <w:widowControl/>
+        <w:spacing w:line="298" w:lineRule="exact" w:before="162" w:after="0"/>
+        <w:ind w:left="0" w:right="20" w:firstLine="0"/>
+        <w:jc w:val="both"/>
+      </w:pPr>
+      <w:r>
+        <w:rPr>
+          <w:rFonts w:ascii="TimesNewRomanPSMT" w:hAnsi="TimesNewRomanPSMT" w:eastAsia="TimesNewRomanPSMT"/>
+          <w:b w:val="0"/>
+          <w:i w:val="0"/>
+          <w:color w:val="000000"/>
+          <w:sz w:val="24"/>
+        </w:rPr>
+        <w:t xml:space="preserve">However, approval of the full suite of documents requires resolution of the outstanding issue </w:t>
+      </w:r>
+      <w:r>
+        <w:rPr>
+          <w:rFonts w:ascii="TimesNewRomanPSMT" w:hAnsi="TimesNewRomanPSMT" w:eastAsia="TimesNewRomanPSMT"/>
+          <w:b w:val="0"/>
+          <w:i w:val="0"/>
+          <w:color w:val="000000"/>
+          <w:sz w:val="24"/>
+        </w:rPr>
+        <w:t xml:space="preserve">related to membership in and governance of the GC as related to new contributors. During the </w:t>
+      </w:r>
+      <w:r>
+        <w:rPr>
+          <w:rFonts w:ascii="TimesNewRomanPSMT" w:hAnsi="TimesNewRomanPSMT" w:eastAsia="TimesNewRomanPSMT"/>
+          <w:b w:val="0"/>
+          <w:i w:val="0"/>
+          <w:color w:val="000000"/>
+          <w:sz w:val="24"/>
+        </w:rPr>
+        <w:t xml:space="preserve">meeting, the GC clarified: (i) that contributions of all amounts from World Bank member countries </w:t>
+      </w:r>
+      <w:r>
+        <w:rPr>
+          <w:rFonts w:ascii="TimesNewRomanPSMT" w:hAnsi="TimesNewRomanPSMT" w:eastAsia="TimesNewRomanPSMT"/>
+          <w:b w:val="0"/>
+          <w:i w:val="0"/>
+          <w:color w:val="000000"/>
+          <w:sz w:val="24"/>
+        </w:rPr>
+        <w:t xml:space="preserve">are welcomed, and (ii) that it would be acceptable for new contributors contributing at least $50 </w:t>
+      </w:r>
+      <w:r>
+        <w:rPr>
+          <w:rFonts w:ascii="TimesNewRomanPSMT" w:hAnsi="TimesNewRomanPSMT" w:eastAsia="TimesNewRomanPSMT"/>
+          <w:b w:val="0"/>
+          <w:i w:val="0"/>
+          <w:color w:val="000000"/>
+          <w:sz w:val="24"/>
+        </w:rPr>
+        <w:t xml:space="preserve">million equivalent to have Observer status to the Governing Committee. The World Bank team </w:t>
+      </w:r>
+      <w:r>
+        <w:rPr>
+          <w:rFonts w:ascii="TimesNewRomanPSMT" w:hAnsi="TimesNewRomanPSMT" w:eastAsia="TimesNewRomanPSMT"/>
+          <w:b w:val="0"/>
+          <w:i w:val="0"/>
+          <w:color w:val="000000"/>
+          <w:sz w:val="24"/>
+        </w:rPr>
+        <w:t xml:space="preserve">noted the GC’s concern with specifying a threshold for voting membership without the GC also </w:t>
+      </w:r>
+      <w:r>
+        <w:rPr>
+          <w:rFonts w:ascii="TimesNewRomanPSMT" w:hAnsi="TimesNewRomanPSMT" w:eastAsia="TimesNewRomanPSMT"/>
+          <w:b w:val="0"/>
+          <w:i w:val="0"/>
+          <w:color w:val="000000"/>
+          <w:sz w:val="24"/>
+        </w:rPr>
+        <w:t xml:space="preserve">having the authority to decide on new Voting Members. The World Bank agreed to consult </w:t>
+      </w:r>
+      <w:r>
+        <w:rPr>
+          <w:rFonts w:ascii="TimesNewRomanPSMT" w:hAnsi="TimesNewRomanPSMT" w:eastAsia="TimesNewRomanPSMT"/>
+          <w:b w:val="0"/>
+          <w:i w:val="0"/>
+          <w:color w:val="000000"/>
+          <w:sz w:val="24"/>
+        </w:rPr>
+        <w:t xml:space="preserve">internally on what (if any) alternative language can be accepted and will communicate this to the </w:t>
+      </w:r>
+      <w:r>
+        <w:rPr>
+          <w:rFonts w:ascii="TimesNewRomanPSMT" w:hAnsi="TimesNewRomanPSMT" w:eastAsia="TimesNewRomanPSMT"/>
+          <w:b w:val="0"/>
+          <w:i w:val="0"/>
+          <w:color w:val="000000"/>
+          <w:sz w:val="24"/>
+        </w:rPr>
+        <w:t xml:space="preserve">GC as soon as feasible. Depending on the outcome, and the GC’s view of the outcome, either: (i) </w:t>
+      </w:r>
+      <w:r>
+        <w:rPr>
+          <w:rFonts w:ascii="TimesNewRomanPSMT" w:hAnsi="TimesNewRomanPSMT" w:eastAsia="TimesNewRomanPSMT"/>
+          <w:b w:val="0"/>
+          <w:i w:val="0"/>
+          <w:color w:val="000000"/>
+          <w:sz w:val="24"/>
+        </w:rPr>
+        <w:t xml:space="preserve">agreed text will be inserted and/or confirmed or (ii) the GC and World Bank will continue </w:t>
+      </w:r>
+      <w:r>
+        <w:rPr>
+          <w:rFonts w:ascii="TimesNewRomanPSMT" w:hAnsi="TimesNewRomanPSMT" w:eastAsia="TimesNewRomanPSMT"/>
+          <w:b w:val="0"/>
+          <w:i w:val="0"/>
+          <w:color w:val="000000"/>
+          <w:sz w:val="24"/>
+        </w:rPr>
+        <w:t xml:space="preserve">deliberations to seek resolution. The resolution of this issue will need to be reflected in both the </w:t>
+      </w:r>
+      <w:r>
+        <w:rPr>
+          <w:rFonts w:ascii="TimesNewRomanPSMT" w:hAnsi="TimesNewRomanPSMT" w:eastAsia="TimesNewRomanPSMT"/>
+          <w:b w:val="0"/>
+          <w:i w:val="0"/>
+          <w:color w:val="000000"/>
+          <w:sz w:val="24"/>
+        </w:rPr>
+        <w:t>Governance Framework and Operations Manual in several places.</w:t>
+      </w:r>
+    </w:p>
+    <w:p>
+      <w:pPr>
+        <w:autoSpaceDN w:val="0"/>
+        <w:autoSpaceDE w:val="0"/>
+        <w:widowControl/>
+        <w:spacing w:line="298" w:lineRule="exact" w:before="160" w:after="0"/>
+        <w:ind w:left="0" w:right="22" w:firstLine="0"/>
+        <w:jc w:val="both"/>
+      </w:pPr>
+      <w:r>
+        <w:rPr>
+          <w:rFonts w:ascii="Times New Roman" w:hAnsi="Times New Roman" w:eastAsia="Times New Roman"/>
+          <w:b/>
+          <w:i w:val="0"/>
+          <w:color w:val="000000"/>
+          <w:sz w:val="24"/>
+        </w:rPr>
+        <w:t>Item 2: Operating Context.</w:t>
+      </w:r>
+      <w:r>
+        <w:rPr>
+          <w:rFonts w:ascii="TimesNewRomanPSMT" w:hAnsi="TimesNewRomanPSMT" w:eastAsia="TimesNewRomanPSMT"/>
+          <w:b w:val="0"/>
+          <w:i w:val="0"/>
+          <w:color w:val="000000"/>
+          <w:sz w:val="24"/>
+        </w:rPr>
+        <w:t xml:space="preserve"> The GC welcomed the overview provided by the GC Members </w:t>
+      </w:r>
+      <w:r>
+        <w:rPr>
+          <w:rFonts w:ascii="TimesNewRomanPSMT" w:hAnsi="TimesNewRomanPSMT" w:eastAsia="TimesNewRomanPSMT"/>
+          <w:b w:val="0"/>
+          <w:i w:val="0"/>
+          <w:color w:val="000000"/>
+          <w:sz w:val="24"/>
+        </w:rPr>
+        <w:t xml:space="preserve">representing the Government of Ukraine indicating Ukraine’s budget and financing gap needs </w:t>
+      </w:r>
+      <w:r>
+        <w:rPr>
+          <w:rFonts w:ascii="TimesNewRomanPSMT" w:hAnsi="TimesNewRomanPSMT" w:eastAsia="TimesNewRomanPSMT"/>
+          <w:b w:val="0"/>
+          <w:i w:val="0"/>
+          <w:color w:val="000000"/>
+          <w:sz w:val="24"/>
+        </w:rPr>
+        <w:t xml:space="preserve">during 2025 and 2026 and the importance of the F.O.R.T.I.S. Ukraine FIF in ensuring adherence </w:t>
+      </w:r>
+      <w:r>
+        <w:rPr>
+          <w:rFonts w:ascii="TimesNewRomanPSMT" w:hAnsi="TimesNewRomanPSMT" w:eastAsia="TimesNewRomanPSMT"/>
+          <w:b w:val="0"/>
+          <w:i w:val="0"/>
+          <w:color w:val="000000"/>
+          <w:sz w:val="24"/>
+        </w:rPr>
+        <w:t xml:space="preserve">to the IMF Extended Fund Facility Arrangement on which the Ukrainian authorities and IMF staff </w:t>
+      </w:r>
+      <w:r>
+        <w:rPr>
+          <w:rFonts w:ascii="TimesNewRomanPSMT" w:hAnsi="TimesNewRomanPSMT" w:eastAsia="TimesNewRomanPSMT"/>
+          <w:b w:val="0"/>
+          <w:i w:val="0"/>
+          <w:color w:val="000000"/>
+          <w:sz w:val="24"/>
+        </w:rPr>
+        <w:t xml:space="preserve">have reached Staff Level Agreement on the Sixth Review; and for helping sustain the provision of </w:t>
+      </w:r>
+      <w:r>
+        <w:rPr>
+          <w:rFonts w:ascii="TimesNewRomanPSMT" w:hAnsi="TimesNewRomanPSMT" w:eastAsia="TimesNewRomanPSMT"/>
+          <w:b w:val="0"/>
+          <w:i w:val="0"/>
+          <w:color w:val="000000"/>
+          <w:sz w:val="24"/>
+        </w:rPr>
+        <w:t xml:space="preserve">humanitarian and social services. </w:t>
+      </w:r>
+    </w:p>
+    <w:p>
+      <w:pPr>
+        <w:autoSpaceDN w:val="0"/>
+        <w:autoSpaceDE w:val="0"/>
+        <w:widowControl/>
+        <w:spacing w:line="298" w:lineRule="exact" w:before="162" w:after="0"/>
+        <w:ind w:left="0" w:right="20" w:firstLine="0"/>
+        <w:jc w:val="both"/>
+      </w:pPr>
+      <w:r>
+        <w:rPr>
+          <w:rFonts w:ascii="Times New Roman" w:hAnsi="Times New Roman" w:eastAsia="Times New Roman"/>
+          <w:b/>
+          <w:i w:val="0"/>
+          <w:color w:val="000000"/>
+          <w:sz w:val="24"/>
+        </w:rPr>
+        <w:t xml:space="preserve">Item 3: Strategic Directions. </w:t>
+      </w:r>
+      <w:r>
+        <w:rPr>
+          <w:rFonts w:ascii="TimesNewRomanPSMT" w:hAnsi="TimesNewRomanPSMT" w:eastAsia="TimesNewRomanPSMT"/>
+          <w:b w:val="0"/>
+          <w:i w:val="0"/>
+          <w:color w:val="000000"/>
+          <w:sz w:val="24"/>
+        </w:rPr>
+        <w:t xml:space="preserve">GC Members representing the Government of Ukraine indicated </w:t>
+      </w:r>
+      <w:r>
+        <w:rPr>
+          <w:rFonts w:ascii="TimesNewRomanPSMT" w:hAnsi="TimesNewRomanPSMT" w:eastAsia="TimesNewRomanPSMT"/>
+          <w:b w:val="0"/>
+          <w:i w:val="0"/>
+          <w:color w:val="000000"/>
+          <w:sz w:val="24"/>
+        </w:rPr>
+        <w:t xml:space="preserve">initial financing through the F.O.R.T.I.S Ukraine FIF is envisioned to be directed to direct budget </w:t>
+      </w:r>
+      <w:r>
+        <w:rPr>
+          <w:rFonts w:ascii="TimesNewRomanPSMT" w:hAnsi="TimesNewRomanPSMT" w:eastAsia="TimesNewRomanPSMT"/>
+          <w:b w:val="0"/>
+          <w:i w:val="0"/>
+          <w:color w:val="000000"/>
+          <w:sz w:val="24"/>
+        </w:rPr>
+        <w:t xml:space="preserve">support (DBS), but noted flexibility should be maintained to be able to shift financing as </w:t>
+      </w:r>
+      <w:r>
+        <w:rPr>
+          <w:rFonts w:ascii="TimesNewRomanPSMT" w:hAnsi="TimesNewRomanPSMT" w:eastAsia="TimesNewRomanPSMT"/>
+          <w:b w:val="0"/>
+          <w:i w:val="0"/>
+          <w:color w:val="000000"/>
+          <w:sz w:val="24"/>
+        </w:rPr>
+        <w:t xml:space="preserve">appropriate to recovery and reconstruction needs. Ukraine highlighted that funds from the </w:t>
+      </w:r>
+      <w:r>
+        <w:rPr>
+          <w:rFonts w:ascii="TimesNewRomanPSMT" w:hAnsi="TimesNewRomanPSMT" w:eastAsia="TimesNewRomanPSMT"/>
+          <w:b w:val="0"/>
+          <w:i w:val="0"/>
+          <w:color w:val="000000"/>
+          <w:sz w:val="24"/>
+        </w:rPr>
+        <w:t xml:space="preserve">F.O.R.T.I.S. Ukraine FIF are key in supporting Ukraine’s IMF program and cautioned that the </w:t>
+      </w:r>
+      <w:r>
+        <w:rPr>
+          <w:rFonts w:ascii="TimesNewRomanPSMT" w:hAnsi="TimesNewRomanPSMT" w:eastAsia="TimesNewRomanPSMT"/>
+          <w:b w:val="0"/>
+          <w:i w:val="0"/>
+          <w:color w:val="000000"/>
+          <w:sz w:val="24"/>
+        </w:rPr>
+        <w:t xml:space="preserve">downside financing needs scenario would require substantial DBS from the F.O.R.T.I.S. Ukraine </w:t>
+      </w:r>
+    </w:p>
+    <w:p>
+      <w:pPr>
+        <w:autoSpaceDN w:val="0"/>
+        <w:autoSpaceDE w:val="0"/>
+        <w:widowControl/>
+        <w:spacing w:line="228" w:lineRule="auto" w:before="314" w:after="0"/>
+        <w:ind w:left="0" w:right="0" w:firstLine="0"/>
+        <w:jc w:val="center"/>
+      </w:pPr>
+      <w:r>
+        <w:rPr>
+          <w:rFonts w:ascii="Aptos" w:hAnsi="Aptos" w:eastAsia="Aptos"/>
+          <w:b w:val="0"/>
+          <w:i w:val="0"/>
+          <w:color w:val="000000"/>
+          <w:sz w:val="22"/>
+        </w:rPr>
+        <w:t xml:space="preserve">2 </w:t>
+      </w:r>
+    </w:p>
+    <w:p>
+      <w:pPr>
+        <w:sectPr>
+          <w:pgSz w:w="12240" w:h="15840"/>
+          <w:pgMar w:top="724" w:right="1358" w:bottom="492" w:left="1440" w:header="720" w:footer="720" w:gutter="0"/>
+          <w:cols/>
+          <w:docGrid w:linePitch="360"/>
+        </w:sectPr>
+      </w:pPr>
+    </w:p>
+    <w:p>
+      <w:pPr>
+        <w:autoSpaceDN w:val="0"/>
+        <w:autoSpaceDE w:val="0"/>
+        <w:widowControl/>
+        <w:spacing w:line="220" w:lineRule="exact" w:before="0" w:after="506"/>
+        <w:ind w:left="0" w:right="0"/>
+      </w:pPr>
+    </w:p>
+    <w:p>
+      <w:pPr>
+        <w:autoSpaceDN w:val="0"/>
+        <w:autoSpaceDE w:val="0"/>
+        <w:widowControl/>
+        <w:spacing w:line="292" w:lineRule="exact" w:before="0" w:after="0"/>
+        <w:ind w:left="0" w:right="22" w:firstLine="0"/>
+        <w:jc w:val="both"/>
+      </w:pPr>
+      <w:r>
+        <w:rPr>
+          <w:rFonts w:ascii="TimesNewRomanPSMT" w:hAnsi="TimesNewRomanPSMT" w:eastAsia="TimesNewRomanPSMT"/>
+          <w:b w:val="0"/>
+          <w:i w:val="0"/>
+          <w:color w:val="000000"/>
+          <w:sz w:val="24"/>
+        </w:rPr>
+        <w:t xml:space="preserve">FIF to flexibly meet Ukraine’s needs in 2025.  Ukraine noted that DBS is key to keeping Ukraine </w:t>
+      </w:r>
+      <w:r>
+        <w:rPr>
+          <w:rFonts w:ascii="TimesNewRomanPSMT" w:hAnsi="TimesNewRomanPSMT" w:eastAsia="TimesNewRomanPSMT"/>
+          <w:b w:val="0"/>
+          <w:i w:val="0"/>
+          <w:color w:val="000000"/>
+          <w:sz w:val="24"/>
+        </w:rPr>
+        <w:t xml:space="preserve">afloat in the near term, particularly given the recent escalation of attacks by Russia.  Ukraine noted </w:t>
+      </w:r>
+      <w:r>
+        <w:rPr>
+          <w:rFonts w:ascii="TimesNewRomanPSMT" w:hAnsi="TimesNewRomanPSMT" w:eastAsia="TimesNewRomanPSMT"/>
+          <w:b w:val="0"/>
+          <w:i w:val="0"/>
+          <w:color w:val="000000"/>
+          <w:sz w:val="24"/>
+        </w:rPr>
+        <w:t xml:space="preserve">that first and foremost, they need donor funds to ensure financial sustainability, including covering </w:t>
+      </w:r>
+      <w:r>
+        <w:rPr>
+          <w:rFonts w:ascii="TimesNewRomanPSMT" w:hAnsi="TimesNewRomanPSMT" w:eastAsia="TimesNewRomanPSMT"/>
+          <w:b w:val="0"/>
+          <w:i w:val="0"/>
+          <w:color w:val="000000"/>
+          <w:sz w:val="24"/>
+        </w:rPr>
+        <w:t xml:space="preserve">social expenditures.  Ukraine indicated that it is very familiar with existing Bank tools that could </w:t>
+      </w:r>
+      <w:r>
+        <w:rPr>
+          <w:rFonts w:ascii="TimesNewRomanPSMT" w:hAnsi="TimesNewRomanPSMT" w:eastAsia="TimesNewRomanPSMT"/>
+          <w:b w:val="0"/>
+          <w:i w:val="0"/>
+          <w:color w:val="000000"/>
+          <w:sz w:val="24"/>
+        </w:rPr>
+        <w:t xml:space="preserve">be used for budget support and providing accountability and transparency on the use of funds. </w:t>
+      </w:r>
+    </w:p>
+    <w:p>
+      <w:pPr>
+        <w:autoSpaceDN w:val="0"/>
+        <w:autoSpaceDE w:val="0"/>
+        <w:widowControl/>
+        <w:spacing w:line="298" w:lineRule="exact" w:before="300" w:after="0"/>
+        <w:ind w:left="0" w:right="0" w:firstLine="0"/>
+        <w:jc w:val="left"/>
+      </w:pPr>
+      <w:r>
+        <w:rPr>
+          <w:rFonts w:ascii="TimesNewRomanPSMT" w:hAnsi="TimesNewRomanPSMT" w:eastAsia="TimesNewRomanPSMT"/>
+          <w:b w:val="0"/>
+          <w:i w:val="0"/>
+          <w:color w:val="000000"/>
+          <w:sz w:val="24"/>
+        </w:rPr>
+        <w:t xml:space="preserve">The Government of Ukraine GC members also committed to provide a short note (2-3 pages) </w:t>
+      </w:r>
+      <w:r>
+        <w:rPr>
+          <w:rFonts w:ascii="TimesNewRomanPSMT" w:hAnsi="TimesNewRomanPSMT" w:eastAsia="TimesNewRomanPSMT"/>
+          <w:b w:val="0"/>
+          <w:i w:val="0"/>
+          <w:color w:val="000000"/>
+          <w:sz w:val="24"/>
+        </w:rPr>
+        <w:t xml:space="preserve">describing the Government’s proposed Strategic Directions for the F.O.R.T.I.S. Ukraine FIF. </w:t>
+      </w:r>
+    </w:p>
+    <w:p>
+      <w:pPr>
+        <w:autoSpaceDN w:val="0"/>
+        <w:autoSpaceDE w:val="0"/>
+        <w:widowControl/>
+        <w:spacing w:line="298" w:lineRule="exact" w:before="296" w:after="0"/>
+        <w:ind w:left="0" w:right="20" w:firstLine="0"/>
+        <w:jc w:val="both"/>
+      </w:pPr>
+      <w:r>
+        <w:rPr>
+          <w:rFonts w:ascii="Times New Roman" w:hAnsi="Times New Roman" w:eastAsia="Times New Roman"/>
+          <w:b/>
+          <w:i w:val="0"/>
+          <w:color w:val="000000"/>
+          <w:sz w:val="24"/>
+        </w:rPr>
+        <w:t xml:space="preserve">Item 4: Work Plan, Budget, and Fees. </w:t>
+      </w:r>
+      <w:r>
+        <w:rPr>
+          <w:rFonts w:ascii="TimesNewRomanPSMT" w:hAnsi="TimesNewRomanPSMT" w:eastAsia="TimesNewRomanPSMT"/>
+          <w:b w:val="0"/>
+          <w:i w:val="0"/>
+          <w:color w:val="000000"/>
+          <w:sz w:val="24"/>
+        </w:rPr>
+        <w:t xml:space="preserve">The GC agreed that the work plan and budget for the </w:t>
+      </w:r>
+      <w:r>
+        <w:rPr>
+          <w:rFonts w:ascii="TimesNewRomanPSMT" w:hAnsi="TimesNewRomanPSMT" w:eastAsia="TimesNewRomanPSMT"/>
+          <w:b w:val="0"/>
+          <w:i w:val="0"/>
+          <w:color w:val="000000"/>
+          <w:sz w:val="24"/>
+        </w:rPr>
+        <w:t xml:space="preserve">Secretariat and Trustee should be submitted by December 6, and that its approval can be made </w:t>
+      </w:r>
+      <w:r>
+        <w:rPr>
+          <w:rFonts w:ascii="TimesNewRomanPSMT" w:hAnsi="TimesNewRomanPSMT" w:eastAsia="TimesNewRomanPSMT"/>
+          <w:b w:val="0"/>
+          <w:i w:val="0"/>
+          <w:color w:val="000000"/>
+          <w:sz w:val="24"/>
+        </w:rPr>
+        <w:t xml:space="preserve">through Decision without a Meeting by December 13. The Secretariat committed to provide a note </w:t>
+      </w:r>
+      <w:r>
+        <w:rPr>
+          <w:rFonts w:ascii="TimesNewRomanPSMT" w:hAnsi="TimesNewRomanPSMT" w:eastAsia="TimesNewRomanPSMT"/>
+          <w:b w:val="0"/>
+          <w:i w:val="0"/>
+          <w:color w:val="000000"/>
+          <w:sz w:val="24"/>
+        </w:rPr>
+        <w:t xml:space="preserve">to the GC by December 6 describing the agreed approach to fees for the Secretariat, Trustee and </w:t>
+      </w:r>
+      <w:r>
+        <w:rPr>
+          <w:rFonts w:ascii="TimesNewRomanPSMT" w:hAnsi="TimesNewRomanPSMT" w:eastAsia="TimesNewRomanPSMT"/>
+          <w:b w:val="0"/>
+          <w:i w:val="0"/>
+          <w:color w:val="000000"/>
+          <w:sz w:val="24"/>
+        </w:rPr>
+        <w:t xml:space="preserve">the World Bank as Implementing Entity, and that its approval can be made through Decision </w:t>
+      </w:r>
+      <w:r>
+        <w:rPr>
+          <w:rFonts w:ascii="TimesNewRomanPSMT" w:hAnsi="TimesNewRomanPSMT" w:eastAsia="TimesNewRomanPSMT"/>
+          <w:b w:val="0"/>
+          <w:i w:val="0"/>
+          <w:color w:val="000000"/>
+          <w:sz w:val="24"/>
+        </w:rPr>
+        <w:t>without a Meeting by December 13.</w:t>
+      </w:r>
+    </w:p>
+    <w:p>
+      <w:pPr>
+        <w:autoSpaceDN w:val="0"/>
+        <w:autoSpaceDE w:val="0"/>
+        <w:widowControl/>
+        <w:spacing w:line="298" w:lineRule="exact" w:before="162" w:after="0"/>
+        <w:ind w:left="0" w:right="22" w:firstLine="0"/>
+        <w:jc w:val="both"/>
+      </w:pPr>
+      <w:r>
+        <w:rPr>
+          <w:rFonts w:ascii="Times New Roman" w:hAnsi="Times New Roman" w:eastAsia="Times New Roman"/>
+          <w:b/>
+          <w:i w:val="0"/>
+          <w:color w:val="000000"/>
+          <w:sz w:val="24"/>
+        </w:rPr>
+        <w:t xml:space="preserve">Item 5: Communications Strategy. </w:t>
+      </w:r>
+      <w:r>
+        <w:rPr>
+          <w:rFonts w:ascii="TimesNewRomanPSMT" w:hAnsi="TimesNewRomanPSMT" w:eastAsia="TimesNewRomanPSMT"/>
+          <w:b w:val="0"/>
+          <w:i w:val="0"/>
+          <w:color w:val="000000"/>
+          <w:sz w:val="24"/>
+        </w:rPr>
+        <w:t xml:space="preserve">The GC agreed that the Secretariat will provide a plan and </w:t>
+      </w:r>
+      <w:r>
+        <w:rPr>
+          <w:rFonts w:ascii="TimesNewRomanPSMT" w:hAnsi="TimesNewRomanPSMT" w:eastAsia="TimesNewRomanPSMT"/>
+          <w:b w:val="0"/>
+          <w:i w:val="0"/>
+          <w:color w:val="000000"/>
+          <w:sz w:val="24"/>
+        </w:rPr>
+        <w:t xml:space="preserve">timeline for developing and making operational a web page by December 6, and that it can proceed </w:t>
+      </w:r>
+      <w:r>
+        <w:rPr>
+          <w:rFonts w:ascii="TimesNewRomanPSMT" w:hAnsi="TimesNewRomanPSMT" w:eastAsia="TimesNewRomanPSMT"/>
+          <w:b w:val="0"/>
+          <w:i w:val="0"/>
+          <w:color w:val="000000"/>
+          <w:sz w:val="24"/>
+        </w:rPr>
+        <w:t xml:space="preserve">with implementation of the plan through Decision without a Meeting. GC members noted that they </w:t>
+      </w:r>
+      <w:r>
+        <w:rPr>
+          <w:rFonts w:ascii="TimesNewRomanPSMT" w:hAnsi="TimesNewRomanPSMT" w:eastAsia="TimesNewRomanPSMT"/>
+          <w:b w:val="0"/>
+          <w:i w:val="0"/>
+          <w:color w:val="000000"/>
+          <w:sz w:val="24"/>
+        </w:rPr>
+        <w:t>may wish to exchange views on any early public communications.</w:t>
+      </w:r>
+    </w:p>
+    <w:p>
+      <w:pPr>
+        <w:autoSpaceDN w:val="0"/>
+        <w:autoSpaceDE w:val="0"/>
+        <w:widowControl/>
+        <w:spacing w:line="298" w:lineRule="exact" w:before="160" w:after="0"/>
+        <w:ind w:left="0" w:right="0" w:firstLine="0"/>
+        <w:jc w:val="left"/>
+      </w:pPr>
+      <w:r>
+        <w:rPr>
+          <w:rFonts w:ascii="Times New Roman" w:hAnsi="Times New Roman" w:eastAsia="Times New Roman"/>
+          <w:b/>
+          <w:i w:val="0"/>
+          <w:color w:val="000000"/>
+          <w:sz w:val="24"/>
+        </w:rPr>
+        <w:t xml:space="preserve">Item 6: Appointment of the Chair. </w:t>
+      </w:r>
+      <w:r>
+        <w:rPr>
+          <w:rFonts w:ascii="TimesNewRomanPSMT" w:hAnsi="TimesNewRomanPSMT" w:eastAsia="TimesNewRomanPSMT"/>
+          <w:b w:val="0"/>
+          <w:i w:val="0"/>
+          <w:color w:val="000000"/>
+          <w:sz w:val="24"/>
+        </w:rPr>
+        <w:t xml:space="preserve">The GC selected the United States representative Brian </w:t>
+      </w:r>
+      <w:r>
+        <w:rPr>
+          <w:rFonts w:ascii="TimesNewRomanPSMT" w:hAnsi="TimesNewRomanPSMT" w:eastAsia="TimesNewRomanPSMT"/>
+          <w:b w:val="0"/>
+          <w:i w:val="0"/>
+          <w:color w:val="000000"/>
+          <w:sz w:val="24"/>
+        </w:rPr>
+        <w:t xml:space="preserve">McCauley as Chair of the F.O.R.T.I.S. FIF Ukraine for a period of one year. </w:t>
+      </w:r>
+    </w:p>
+    <w:p>
+      <w:pPr>
+        <w:autoSpaceDN w:val="0"/>
+        <w:autoSpaceDE w:val="0"/>
+        <w:widowControl/>
+        <w:spacing w:line="228" w:lineRule="auto" w:before="6592" w:after="0"/>
+        <w:ind w:left="0" w:right="0" w:firstLine="0"/>
+        <w:jc w:val="center"/>
+      </w:pPr>
+      <w:r>
+        <w:rPr>
+          <w:rFonts w:ascii="Aptos" w:hAnsi="Aptos" w:eastAsia="Aptos"/>
+          <w:b w:val="0"/>
+          <w:i w:val="0"/>
+          <w:color w:val="000000"/>
+          <w:sz w:val="22"/>
+        </w:rPr>
+        <w:t xml:space="preserve">3 </w:t>
+      </w:r>
+    </w:p>
+    <w:p>
+      <w:pPr>
+        <w:sectPr>
+          <w:pgSz w:w="12240" w:h="15840"/>
+          <w:pgMar w:top="724" w:right="1358" w:bottom="492" w:left="1440" w:header="720" w:footer="720" w:gutter="0"/>
+          <w:cols/>
+          <w:docGrid w:linePitch="360"/>
+        </w:sectPr>
+      </w:pPr>
+    </w:p>
+    <w:p>
+      <w:pPr>
+        <w:autoSpaceDN w:val="0"/>
+        <w:autoSpaceDE w:val="0"/>
+        <w:widowControl/>
+        <w:spacing w:line="220" w:lineRule="exact" w:before="0" w:after="506"/>
+        <w:ind w:left="0" w:right="0"/>
+      </w:pPr>
+    </w:p>
+    <w:p>
+      <w:pPr>
+        <w:autoSpaceDN w:val="0"/>
+        <w:autoSpaceDE w:val="0"/>
+        <w:widowControl/>
+        <w:spacing w:line="230" w:lineRule="auto" w:before="0" w:after="0"/>
+        <w:ind w:left="0" w:right="0" w:firstLine="0"/>
+        <w:jc w:val="left"/>
+      </w:pPr>
+      <w:r>
+        <w:rPr>
+          <w:rFonts w:ascii="Times New Roman" w:hAnsi="Times New Roman" w:eastAsia="Times New Roman"/>
+          <w:b w:val="0"/>
+          <w:i/>
+          <w:color w:val="000000"/>
+          <w:sz w:val="24"/>
+          <w:u w:val="single"/>
+        </w:rPr>
+        <w:t>Attachment:Agreed Agenda</w:t>
+      </w:r>
+      <w:r>
+        <w:rPr>
+          <w:rFonts w:ascii="Times New Roman" w:hAnsi="Times New Roman" w:eastAsia="Times New Roman"/>
+          <w:b w:val="0"/>
+          <w:i/>
+          <w:color w:val="000000"/>
+          <w:sz w:val="24"/>
+        </w:rPr>
+        <w:t xml:space="preserve"> </w:t>
+      </w:r>
+    </w:p>
+    <w:p>
+      <w:pPr>
+        <w:autoSpaceDN w:val="0"/>
+        <w:autoSpaceDE w:val="0"/>
+        <w:widowControl/>
+        <w:spacing w:line="250" w:lineRule="auto" w:before="650" w:after="0"/>
+        <w:ind w:left="144" w:right="288" w:firstLine="0"/>
+        <w:jc w:val="center"/>
+      </w:pPr>
+      <w:r>
+        <w:rPr>
+          <w:rFonts w:ascii="Times New Roman" w:hAnsi="Times New Roman" w:eastAsia="Times New Roman"/>
+          <w:b/>
+          <w:i w:val="0"/>
+          <w:color w:val="000000"/>
+          <w:sz w:val="24"/>
+        </w:rPr>
+        <w:t xml:space="preserve"> AGENDA for FIRST MEETING </w:t>
+      </w:r>
+      <w:r>
+        <w:br/>
+      </w:r>
+      <w:r>
+        <w:rPr>
+          <w:rFonts w:ascii="Times New Roman" w:hAnsi="Times New Roman" w:eastAsia="Times New Roman"/>
+          <w:b/>
+          <w:i w:val="0"/>
+          <w:color w:val="000000"/>
+          <w:sz w:val="24"/>
+        </w:rPr>
+        <w:t>Governing Committee (GC) of the</w:t>
+      </w:r>
+      <w:r>
+        <w:rPr>
+          <w:rFonts w:ascii="Times New Roman" w:hAnsi="Times New Roman" w:eastAsia="Times New Roman"/>
+          <w:b/>
+          <w:i w:val="0"/>
+          <w:color w:val="000000"/>
+          <w:sz w:val="24"/>
+        </w:rPr>
+        <w:t xml:space="preserve">Facilitation of Resources to Invest in Strengthening </w:t>
+      </w:r>
+      <w:r>
+        <w:rPr>
+          <w:rFonts w:ascii="Times New Roman" w:hAnsi="Times New Roman" w:eastAsia="Times New Roman"/>
+          <w:b/>
+          <w:i w:val="0"/>
+          <w:color w:val="000000"/>
+          <w:sz w:val="24"/>
+        </w:rPr>
+        <w:t xml:space="preserve">Ukraine Financial Intermediary Fund (F.O.R.T.I.S. Ukraine FIF) </w:t>
+      </w:r>
+    </w:p>
+    <w:p>
+      <w:pPr>
+        <w:autoSpaceDN w:val="0"/>
+        <w:autoSpaceDE w:val="0"/>
+        <w:widowControl/>
+        <w:spacing w:line="230" w:lineRule="auto" w:before="328" w:after="0"/>
+        <w:ind w:left="0" w:right="0" w:firstLine="0"/>
+        <w:jc w:val="left"/>
+      </w:pPr>
+      <w:r>
+        <w:rPr>
+          <w:rFonts w:ascii="Times New Roman" w:hAnsi="Times New Roman" w:eastAsia="Times New Roman"/>
+          <w:b/>
+          <w:i w:val="0"/>
+          <w:color w:val="000000"/>
+          <w:sz w:val="24"/>
+        </w:rPr>
+        <w:t xml:space="preserve">Agenda Items </w:t>
+      </w:r>
+    </w:p>
+    <w:p>
+      <w:pPr>
+        <w:autoSpaceDN w:val="0"/>
+        <w:tabs>
+          <w:tab w:pos="720" w:val="left"/>
+        </w:tabs>
+        <w:autoSpaceDE w:val="0"/>
+        <w:widowControl/>
+        <w:spacing w:line="298" w:lineRule="exact" w:before="162" w:after="0"/>
+        <w:ind w:left="0" w:right="0" w:firstLine="0"/>
+        <w:jc w:val="left"/>
+      </w:pPr>
+      <w:r>
+        <w:rPr>
+          <w:rFonts w:ascii="Times New Roman" w:hAnsi="Times New Roman" w:eastAsia="Times New Roman"/>
+          <w:b/>
+          <w:i w:val="0"/>
+          <w:color w:val="000000"/>
+          <w:sz w:val="24"/>
+        </w:rPr>
+        <w:t xml:space="preserve">1. </w:t>
+      </w:r>
+      <w:r>
+        <w:tab/>
+      </w:r>
+      <w:r>
+        <w:rPr>
+          <w:rFonts w:ascii="Times New Roman" w:hAnsi="Times New Roman" w:eastAsia="Times New Roman"/>
+          <w:b/>
+          <w:i w:val="0"/>
+          <w:color w:val="000000"/>
+          <w:sz w:val="24"/>
+        </w:rPr>
+        <w:t xml:space="preserve">Document Approval. </w:t>
+      </w:r>
+      <w:r>
+        <w:rPr>
+          <w:rFonts w:ascii="TimesNewRomanPSMT" w:hAnsi="TimesNewRomanPSMT" w:eastAsia="TimesNewRomanPSMT"/>
+          <w:b w:val="0"/>
+          <w:i w:val="0"/>
+          <w:color w:val="000000"/>
+          <w:sz w:val="24"/>
+        </w:rPr>
+        <w:t xml:space="preserve">Does the GC approve the (i) Governance Framework; (ii) </w:t>
+      </w:r>
+      <w:r>
+        <w:rPr>
+          <w:rFonts w:ascii="TimesNewRomanPSMT" w:hAnsi="TimesNewRomanPSMT" w:eastAsia="TimesNewRomanPSMT"/>
+          <w:b w:val="0"/>
+          <w:i w:val="0"/>
+          <w:color w:val="000000"/>
+          <w:sz w:val="24"/>
+        </w:rPr>
+        <w:t xml:space="preserve">Operations Manual; (iii) Standard Provisions of the Contribution Arrangement; (iv) Financial </w:t>
+      </w:r>
+      <w:r>
+        <w:rPr>
+          <w:rFonts w:ascii="TimesNewRomanPSMT" w:hAnsi="TimesNewRomanPSMT" w:eastAsia="TimesNewRomanPSMT"/>
+          <w:b w:val="0"/>
+          <w:i w:val="0"/>
+          <w:color w:val="000000"/>
+          <w:sz w:val="24"/>
+        </w:rPr>
+        <w:t xml:space="preserve">Procedures Agreement; and (iv) Funding Request Template. </w:t>
+      </w:r>
+    </w:p>
+    <w:p>
+      <w:pPr>
+        <w:autoSpaceDN w:val="0"/>
+        <w:tabs>
+          <w:tab w:pos="720" w:val="left"/>
+        </w:tabs>
+        <w:autoSpaceDE w:val="0"/>
+        <w:widowControl/>
+        <w:spacing w:line="296" w:lineRule="exact" w:before="164" w:after="0"/>
+        <w:ind w:left="0" w:right="0" w:firstLine="0"/>
+        <w:jc w:val="left"/>
+      </w:pPr>
+      <w:r>
+        <w:rPr>
+          <w:rFonts w:ascii="Times New Roman" w:hAnsi="Times New Roman" w:eastAsia="Times New Roman"/>
+          <w:b/>
+          <w:i w:val="0"/>
+          <w:color w:val="000000"/>
+          <w:sz w:val="24"/>
+        </w:rPr>
+        <w:t xml:space="preserve">2. </w:t>
+      </w:r>
+      <w:r>
+        <w:tab/>
+      </w:r>
+      <w:r>
+        <w:rPr>
+          <w:rFonts w:ascii="Times New Roman" w:hAnsi="Times New Roman" w:eastAsia="Times New Roman"/>
+          <w:b/>
+          <w:i w:val="0"/>
+          <w:color w:val="000000"/>
+          <w:sz w:val="24"/>
+        </w:rPr>
+        <w:t>Operating Context.</w:t>
+      </w:r>
+      <w:r>
+        <w:rPr>
+          <w:rFonts w:ascii="TimesNewRomanPSMT" w:hAnsi="TimesNewRomanPSMT" w:eastAsia="TimesNewRomanPSMT"/>
+          <w:b w:val="0"/>
+          <w:i w:val="0"/>
+          <w:color w:val="000000"/>
+          <w:sz w:val="24"/>
+        </w:rPr>
+        <w:t xml:space="preserve"> The Government of Ukraine will take the floor to provide a general </w:t>
+      </w:r>
+      <w:r>
+        <w:rPr>
+          <w:rFonts w:ascii="TimesNewRomanPSMT" w:hAnsi="TimesNewRomanPSMT" w:eastAsia="TimesNewRomanPSMT"/>
+          <w:b w:val="0"/>
+          <w:i w:val="0"/>
+          <w:color w:val="000000"/>
+          <w:sz w:val="24"/>
+        </w:rPr>
+        <w:t xml:space="preserve">overview of the current operating context in Ukraine and Ukraine’s most pressing needs. </w:t>
+      </w:r>
+    </w:p>
+    <w:p>
+      <w:pPr>
+        <w:autoSpaceDN w:val="0"/>
+        <w:tabs>
+          <w:tab w:pos="720" w:val="left"/>
+        </w:tabs>
+        <w:autoSpaceDE w:val="0"/>
+        <w:widowControl/>
+        <w:spacing w:line="298" w:lineRule="exact" w:before="158" w:after="0"/>
+        <w:ind w:left="0" w:right="0" w:firstLine="0"/>
+        <w:jc w:val="left"/>
+      </w:pPr>
+      <w:r>
+        <w:rPr>
+          <w:rFonts w:ascii="Times New Roman" w:hAnsi="Times New Roman" w:eastAsia="Times New Roman"/>
+          <w:b/>
+          <w:i w:val="0"/>
+          <w:color w:val="000000"/>
+          <w:sz w:val="24"/>
+        </w:rPr>
+        <w:t xml:space="preserve">3. </w:t>
+      </w:r>
+      <w:r>
+        <w:tab/>
+      </w:r>
+      <w:r>
+        <w:rPr>
+          <w:rFonts w:ascii="Times New Roman" w:hAnsi="Times New Roman" w:eastAsia="Times New Roman"/>
+          <w:b/>
+          <w:i w:val="0"/>
+          <w:color w:val="000000"/>
+          <w:sz w:val="24"/>
+        </w:rPr>
+        <w:t xml:space="preserve">Strategic Directions. </w:t>
+      </w:r>
+      <w:r>
+        <w:rPr>
+          <w:rFonts w:ascii="TimesNewRomanPSMT" w:hAnsi="TimesNewRomanPSMT" w:eastAsia="TimesNewRomanPSMT"/>
+          <w:b w:val="0"/>
+          <w:i w:val="0"/>
+          <w:color w:val="000000"/>
+          <w:sz w:val="24"/>
+        </w:rPr>
+        <w:t xml:space="preserve">Does the GC agree that in setting strategic directions, this should </w:t>
+      </w:r>
+      <w:r>
+        <w:rPr>
+          <w:rFonts w:ascii="TimesNewRomanPSMT" w:hAnsi="TimesNewRomanPSMT" w:eastAsia="TimesNewRomanPSMT"/>
+          <w:b w:val="0"/>
+          <w:i w:val="0"/>
+          <w:color w:val="000000"/>
+          <w:sz w:val="24"/>
+        </w:rPr>
+        <w:t xml:space="preserve">include a discussion of Ukraine’s anticipated financing and recovery needs over the next three </w:t>
+      </w:r>
+      <w:r>
+        <w:rPr>
+          <w:rFonts w:ascii="TimesNewRomanPSMT" w:hAnsi="TimesNewRomanPSMT" w:eastAsia="TimesNewRomanPSMT"/>
+          <w:b w:val="0"/>
+          <w:i w:val="0"/>
+          <w:color w:val="000000"/>
+          <w:sz w:val="24"/>
+        </w:rPr>
+        <w:t xml:space="preserve">years, with a primary focus on the next 12 months, and how the FIF can best address those </w:t>
+      </w:r>
+      <w:r>
+        <w:rPr>
+          <w:rFonts w:ascii="TimesNewRomanPSMT" w:hAnsi="TimesNewRomanPSMT" w:eastAsia="TimesNewRomanPSMT"/>
+          <w:b w:val="0"/>
+          <w:i w:val="0"/>
+          <w:color w:val="000000"/>
+          <w:sz w:val="24"/>
+        </w:rPr>
+        <w:t xml:space="preserve">needs. The Government of Ukraine will submit a short Strategic Directions Note to the GC for </w:t>
+      </w:r>
+      <w:r>
+        <w:rPr>
+          <w:rFonts w:ascii="TimesNewRomanPSMT" w:hAnsi="TimesNewRomanPSMT" w:eastAsia="TimesNewRomanPSMT"/>
+          <w:b w:val="0"/>
+          <w:i w:val="0"/>
+          <w:color w:val="000000"/>
+          <w:sz w:val="24"/>
+        </w:rPr>
+        <w:t xml:space="preserve">comment and the Strategic Directions will be agreed by the GC prior to first disbursement. </w:t>
+      </w:r>
+    </w:p>
+    <w:p>
+      <w:pPr>
+        <w:autoSpaceDN w:val="0"/>
+        <w:tabs>
+          <w:tab w:pos="720" w:val="left"/>
+        </w:tabs>
+        <w:autoSpaceDE w:val="0"/>
+        <w:widowControl/>
+        <w:spacing w:line="298" w:lineRule="exact" w:before="160" w:after="0"/>
+        <w:ind w:left="0" w:right="0" w:firstLine="0"/>
+        <w:jc w:val="left"/>
+      </w:pPr>
+      <w:r>
+        <w:rPr>
+          <w:rFonts w:ascii="Times New Roman" w:hAnsi="Times New Roman" w:eastAsia="Times New Roman"/>
+          <w:b/>
+          <w:i w:val="0"/>
+          <w:color w:val="000000"/>
+          <w:sz w:val="24"/>
+        </w:rPr>
+        <w:t xml:space="preserve">4. </w:t>
+      </w:r>
+      <w:r>
+        <w:tab/>
+      </w:r>
+      <w:r>
+        <w:rPr>
+          <w:rFonts w:ascii="Times New Roman" w:hAnsi="Times New Roman" w:eastAsia="Times New Roman"/>
+          <w:b/>
+          <w:i w:val="0"/>
+          <w:color w:val="000000"/>
+          <w:sz w:val="24"/>
+        </w:rPr>
+        <w:t xml:space="preserve">Work Plan, Budget, and Fees. </w:t>
+      </w:r>
+      <w:r>
+        <w:rPr>
+          <w:rFonts w:ascii="TimesNewRomanPSMT" w:hAnsi="TimesNewRomanPSMT" w:eastAsia="TimesNewRomanPSMT"/>
+          <w:b w:val="0"/>
+          <w:i w:val="0"/>
+          <w:color w:val="000000"/>
+          <w:sz w:val="24"/>
+        </w:rPr>
+        <w:t xml:space="preserve">Does the GC agree that the work plan and budget for the </w:t>
+      </w:r>
+      <w:r>
+        <w:rPr>
+          <w:rFonts w:ascii="TimesNewRomanPSMT" w:hAnsi="TimesNewRomanPSMT" w:eastAsia="TimesNewRomanPSMT"/>
+          <w:b w:val="0"/>
+          <w:i w:val="0"/>
+          <w:color w:val="000000"/>
+          <w:sz w:val="24"/>
+        </w:rPr>
+        <w:t xml:space="preserve">Secretariat and Trustee should be submitted by December 6, and that its approval can be made </w:t>
+      </w:r>
+      <w:r>
+        <w:rPr>
+          <w:rFonts w:ascii="TimesNewRomanPSMT" w:hAnsi="TimesNewRomanPSMT" w:eastAsia="TimesNewRomanPSMT"/>
+          <w:b w:val="0"/>
+          <w:i w:val="0"/>
+          <w:color w:val="000000"/>
+          <w:sz w:val="24"/>
+        </w:rPr>
+        <w:t xml:space="preserve">through Decision without a Meeting by December 13? Does the GC agree that the Secretariat </w:t>
+      </w:r>
+      <w:r>
+        <w:rPr>
+          <w:rFonts w:ascii="TimesNewRomanPSMT" w:hAnsi="TimesNewRomanPSMT" w:eastAsia="TimesNewRomanPSMT"/>
+          <w:b w:val="0"/>
+          <w:i w:val="0"/>
+          <w:color w:val="000000"/>
+          <w:sz w:val="24"/>
+        </w:rPr>
+        <w:t xml:space="preserve">should provide a short note on the agreements reached around fees by December 6, and that its </w:t>
+      </w:r>
+      <w:r>
+        <w:rPr>
+          <w:rFonts w:ascii="TimesNewRomanPSMT" w:hAnsi="TimesNewRomanPSMT" w:eastAsia="TimesNewRomanPSMT"/>
+          <w:b w:val="0"/>
+          <w:i w:val="0"/>
+          <w:color w:val="000000"/>
+          <w:sz w:val="24"/>
+        </w:rPr>
+        <w:t xml:space="preserve">approval can be made through Decision without a Meeting by December 13 </w:t>
+      </w:r>
+    </w:p>
+    <w:p>
+      <w:pPr>
+        <w:autoSpaceDN w:val="0"/>
+        <w:tabs>
+          <w:tab w:pos="720" w:val="left"/>
+        </w:tabs>
+        <w:autoSpaceDE w:val="0"/>
+        <w:widowControl/>
+        <w:spacing w:line="298" w:lineRule="exact" w:before="162" w:after="0"/>
+        <w:ind w:left="0" w:right="0" w:firstLine="0"/>
+        <w:jc w:val="left"/>
+      </w:pPr>
+      <w:r>
+        <w:rPr>
+          <w:rFonts w:ascii="Times New Roman" w:hAnsi="Times New Roman" w:eastAsia="Times New Roman"/>
+          <w:b/>
+          <w:i w:val="0"/>
+          <w:color w:val="000000"/>
+          <w:sz w:val="24"/>
+        </w:rPr>
+        <w:t xml:space="preserve">5. </w:t>
+      </w:r>
+      <w:r>
+        <w:tab/>
+      </w:r>
+      <w:r>
+        <w:rPr>
+          <w:rFonts w:ascii="Times New Roman" w:hAnsi="Times New Roman" w:eastAsia="Times New Roman"/>
+          <w:b/>
+          <w:i w:val="0"/>
+          <w:color w:val="000000"/>
+          <w:sz w:val="24"/>
+        </w:rPr>
+        <w:t xml:space="preserve">Communications Strategy. </w:t>
+      </w:r>
+      <w:r>
+        <w:rPr>
+          <w:rFonts w:ascii="TimesNewRomanPSMT" w:hAnsi="TimesNewRomanPSMT" w:eastAsia="TimesNewRomanPSMT"/>
+          <w:b w:val="0"/>
+          <w:i w:val="0"/>
+          <w:color w:val="000000"/>
+          <w:sz w:val="24"/>
+        </w:rPr>
+        <w:t xml:space="preserve">Does the GC agree that the Secretariat should provide a plan </w:t>
+      </w:r>
+      <w:r>
+        <w:rPr>
+          <w:rFonts w:ascii="TimesNewRomanPSMT" w:hAnsi="TimesNewRomanPSMT" w:eastAsia="TimesNewRomanPSMT"/>
+          <w:b w:val="0"/>
+          <w:i w:val="0"/>
+          <w:color w:val="000000"/>
+          <w:sz w:val="24"/>
+        </w:rPr>
+        <w:t xml:space="preserve">and timeline for developing a web page by December 6 and proceed with implementing the plan </w:t>
+      </w:r>
+      <w:r>
+        <w:rPr>
+          <w:rFonts w:ascii="TimesNewRomanPSMT" w:hAnsi="TimesNewRomanPSMT" w:eastAsia="TimesNewRomanPSMT"/>
+          <w:b w:val="0"/>
+          <w:i w:val="0"/>
+          <w:color w:val="000000"/>
+          <w:sz w:val="24"/>
+        </w:rPr>
+        <w:t xml:space="preserve">through Decision without a Meeting? Are there any other elements of an approach to </w:t>
+      </w:r>
+      <w:r>
+        <w:rPr>
+          <w:rFonts w:ascii="TimesNewRomanPSMT" w:hAnsi="TimesNewRomanPSMT" w:eastAsia="TimesNewRomanPSMT"/>
+          <w:b w:val="0"/>
+          <w:i w:val="0"/>
+          <w:color w:val="000000"/>
+          <w:sz w:val="24"/>
+        </w:rPr>
+        <w:t xml:space="preserve">communications that the GC wants to discuss/consider? </w:t>
+      </w:r>
+    </w:p>
+    <w:p>
+      <w:pPr>
+        <w:autoSpaceDN w:val="0"/>
+        <w:tabs>
+          <w:tab w:pos="720" w:val="left"/>
+        </w:tabs>
+        <w:autoSpaceDE w:val="0"/>
+        <w:widowControl/>
+        <w:spacing w:line="296" w:lineRule="exact" w:before="164" w:after="0"/>
+        <w:ind w:left="0" w:right="0" w:firstLine="0"/>
+        <w:jc w:val="left"/>
+      </w:pPr>
+      <w:r>
+        <w:rPr>
+          <w:rFonts w:ascii="Times New Roman" w:hAnsi="Times New Roman" w:eastAsia="Times New Roman"/>
+          <w:b/>
+          <w:i w:val="0"/>
+          <w:color w:val="000000"/>
+          <w:sz w:val="24"/>
+        </w:rPr>
+        <w:t xml:space="preserve">6. </w:t>
+      </w:r>
+      <w:r>
+        <w:tab/>
+      </w:r>
+      <w:r>
+        <w:rPr>
+          <w:rFonts w:ascii="Times New Roman" w:hAnsi="Times New Roman" w:eastAsia="Times New Roman"/>
+          <w:b/>
+          <w:i w:val="0"/>
+          <w:color w:val="000000"/>
+          <w:sz w:val="24"/>
+        </w:rPr>
+        <w:t xml:space="preserve">Appointment of the Chair. </w:t>
+      </w:r>
+      <w:r>
+        <w:rPr>
+          <w:rFonts w:ascii="TimesNewRomanPSMT" w:hAnsi="TimesNewRomanPSMT" w:eastAsia="TimesNewRomanPSMT"/>
+          <w:b w:val="0"/>
+          <w:i w:val="0"/>
+          <w:color w:val="000000"/>
+          <w:sz w:val="24"/>
+        </w:rPr>
+        <w:t xml:space="preserve">Does the GC approve the appointment of [Nominee] as the </w:t>
+      </w:r>
+      <w:r>
+        <w:rPr>
+          <w:rFonts w:ascii="TimesNewRomanPSMT" w:hAnsi="TimesNewRomanPSMT" w:eastAsia="TimesNewRomanPSMT"/>
+          <w:b w:val="0"/>
+          <w:i w:val="0"/>
+          <w:color w:val="000000"/>
+          <w:sz w:val="24"/>
+        </w:rPr>
+        <w:t xml:space="preserve">Chair for a period of one year? </w:t>
+      </w:r>
+    </w:p>
+    <w:p>
+      <w:pPr>
+        <w:autoSpaceDN w:val="0"/>
+        <w:autoSpaceDE w:val="0"/>
+        <w:widowControl/>
+        <w:spacing w:line="228" w:lineRule="auto" w:before="3546" w:after="0"/>
+        <w:ind w:left="0" w:right="0" w:firstLine="0"/>
+        <w:jc w:val="center"/>
+      </w:pPr>
+      <w:r>
+        <w:rPr>
+          <w:rFonts w:ascii="Aptos" w:hAnsi="Aptos" w:eastAsia="Aptos"/>
+          <w:b w:val="0"/>
+          <w:i w:val="0"/>
+          <w:color w:val="000000"/>
+          <w:sz w:val="22"/>
+        </w:rPr>
+        <w:t xml:space="preserve">4 </w:t>
       </w:r>
     </w:p>
     <w:sectPr>
       <w:pgSz w:w="12240" w:h="15840"/>
-      <w:pgMar w:top="720" w:right="720" w:bottom="720" w:left="720" w:header="720" w:footer="720" w:gutter="0"/>
-      <w:cols w:space="720"/>
+      <w:pgMar w:top="724" w:right="1362" w:bottom="492" w:left="1440" w:header="720" w:footer="720" w:gutter="0"/>
+      <w:cols/>
       <w:docGrid w:linePitch="360"/>
     </w:sectPr>
   </w:body>
